--- a/example_articles/states/Washington/2.states_Washington_New_York_Times.docx
+++ b/example_articles/states/Washington/2.states_Washington_New_York_Times.docx
@@ -7,9 +7,7 @@
         <w:pStyle w:val="Heading1"/>
       </w:pPr>
       <w:r>
-        <w:t>Protestant and Paranoid in Northern Ireland;</w:t>
-        <w:br/>
-        <w:t>By John Darnton</w:t>
+        <w:t>How Gap Inc. Spells Revenge</w:t>
       </w:r>
     </w:p>
     <w:p>
@@ -19,27 +17,27 @@
     </w:p>
     <w:p>
       <w:r>
-        <w:t>Date: 1995-01-15</w:t>
+        <w:t>Date: 1994-04-24</w:t>
       </w:r>
     </w:p>
     <w:p>
       <w:r>
-        <w:t>Section: Section 6; ; Section 6;  Page 32;  Column 1;  Magazine Desk ; Column 1;</w:t>
+        <w:t>Section: Section 3; ; Section 3;  Page 1;  Column 2;  Financial Desk ; Column 2;</w:t>
       </w:r>
     </w:p>
     <w:p>
       <w:r>
-        <w:t>Source File: NYT/55.DOCX</w:t>
+        <w:t>Source file: NYT/49.DOCX</w:t>
       </w:r>
     </w:p>
     <w:p>
       <w:r>
-        <w:t>Raw locations result: ['Washington']</w:t>
+        <w:t>Raw locations result, 'locations': ['Chicago, Seattle, Houston, Miami, Denver, Cincinnati, St. Louis, Washington D.C., Oklahoma City, smaller heartland cities']</w:t>
       </w:r>
     </w:p>
     <w:p>
       <w:r>
-        <w:t>states_stand_flat (Standardized): Washington</w:t>
+        <w:t>Standardized locations result, 'states_stand_flat': Washington</w:t>
       </w:r>
     </w:p>
     <w:p>
@@ -51,79 +49,139 @@
     </w:p>
     <w:p>
       <w:r>
-        <w:t>When the Protestant paramilitaries decided to proclaim a cease-fire late last year, they chose Gusty Spence to announce it. Spence, at 61, is a retired terrorist. He is the father figure -- if that's the right term -- of modern-day loyalist violence in Northern Ireland. In 1966 he founded the Ulster Volunteer Force, a murderous gang that took its name from a private army of unionists that sprang up just before World War I to provoke a civil war rather than break from Britain. Later that year, after he had killed a young Catholic barman, Spence was sentenced to life in Long Kesh prison. Somewhere along the way he repented, turned his back on violence and, after 18 years, was released. To the extremists he's still a revered figure.</w:t>
+        <w:t>WATCH OUT, Penney. Beware, Target. Take care, local retailer. At an obscure shopping strip in this San Francisco suburb known mostly for its many cemeteries, Gap Inc. has just opened a new kind of store that might well change the business of selling clothing to the vast majority of Americans.</w:t>
         <w:br/>
-        <w:t>Watching him on television, I was impressed by the way Spence read out the cease-fire statement. His voice seemed to tremble as he offered "abject and true remorse" to "the loved ones of all innocent victims over the past 25 years." So I went to look him up. I found him in West Belfast inside the Shankill Historical Society, a fortresslike building with several locked doors of reinforced steel and, like many homes and offices in the city, an external camera to beam the image of callers onto a snowy black-and-white monitor deep inside a windowless control room.</w:t>
+        <w:t>The concept behind the store, part of a new chain called the Old Navy Clothing Company that is soon to be in 45 places nationwide, is simple. Shoppers who can't afford the Gap or other such retailers deserve better than the bland, poorly made and often carelessly displayed offerings of many stores with low prices. Combine the style and quality on which the Gap stores made their name with the low prices and big selection of a Toys "R" Us or a Home Depot, and you will steal this market -- $75 billion, by some estimates -- and become very rich indeed. Sell to the masses, live with the classes.</w:t>
         <w:br/>
-        <w:t>Spence had a ruddy complexion and tufts of thin white hair above his ears, and he wore his spectacles perched on his nose and tilted downward, which gave him a bemused look. It wasn't easy to reconcile the figure before me with his younger, mythic self and in particular with a much-published photograph that used to send shudders through the Catholic community, of a man in black sunglasses and black knit hat with an arrogant tilt to the jaw. As I introduced myself, Spence cracked a joke about Gerry Adams, the Sinn Fein leader, whom he apparently regarded as a late-comer to nonviolence. "There's nothing as boring as a reformed town drunk," he bellowed. "Once he gives up the bottle, he's always pitching everybody else to give it up."</w:t>
+        <w:t>If it succeeds, Old Navy will be sweet revenge for Gap Inc., which, after making the Gap the second-largest apparel brand in the country behind Levis, ceded a chunk of its business to discount stores and some department stores that retaliated with cheaper knockoffs of the apparel staples the Gap had transformed into fashion statements.</w:t>
         <w:br/>
-        <w:t>Spence spoke about his own moral conversion and Armistice Day, 1977, when he convened his coterie of fellow paramilitaries inside prison to tell them he was resigning from the Ulster Volunteer Force for reasons of conscience. He pulled out a pipe and lighted it. He spoke movingly of his hopes that the troubles were finally over and of the need to "keep the guns from thundering again" and to close up the wounds on both sides. He would gladly, he said, sit down to negotiate with Adams.</w:t>
+        <w:t>Old Navy could backfire if it ends up attracting mostly customers who used to buy from the Gap, its older sibling. But even if it falls short of the company's expectations, Gap Inc.'s new chain offers one of the more refreshing sights in American retailing. And it may force many competitors to set higher standards in their merchandising. "It's going to send some wake-up calls," said Richard N. Baum, a retail analyst at Goldman, Sachs.</w:t>
         <w:br/>
-        <w:t>But what would he actually say to Adams? His face clouded. "Let's start talking turkey here. Forget the all-Ireland crap. How can you insist on talking about a united Ireland with 10 percent of the vote? Insist! What're you going to do -- pull out a gun? I'm not prepared to give up the reality I have for some idealistic intangible. I'll never be prepared to see Ulster break away from Great Britain."</w:t>
+        <w:t>In some respects, the store here resembles just another no-frills, high-volume, large-inventory retailer, with its vast expanse of concrete floor and a ceiling padded with exposed insulation and laced with ducts. Customers wheel around shopping carts and pay for purchases at supermarket-style checkout counters. And Old Navy's prices mimic a discounter's; about 80 percent of the merchandise goes for $22 or less.</w:t>
         <w:br/>
-        <w:t>Unionist Protestants in Northern Ireland -- and upward of 90 percent of the 950,000 Protestants favor continued union with Britain -- are like that. The preamble can sound surprisingly moderate. But watch the body of the text. Now that there is actually a glimmer of hope that they can reach some kind of accommodation with the province's 650,000 Catholics, the Protestants are willing to compromise -- up to a point. That point is the future constitutional status of Ulster. And that of course is the nub of the sectarian fighting that has claimed 3,171 lives and wounded 36,807 over the past quarter of a century. On the paramount question there is no give, "no surrender," as the famous unionist battle cry has it. Northern Ireland must remain a part of Great Britain. End of discussion.</w:t>
+        <w:t>But to look at the clothing, the way it is displayed and the fixtures in the store is to be reminded of the elan and quality of a retailer with pricier goods, whether Gap Inc.'s own Gap and Banana Republic stores, A/X Armani Exchange or a Ralph Lauren/Polo or Tommy Hilfiger section in a department store. Unlike much apparel in this price range, the clothes are distinctive, made from higher-quality fabrics like linen-and-cotton blends and with an attention to detail like embroidery.</w:t>
         <w:br/>
-        <w:t>Everyone knows about the Catholics. Their struggle for equality and justice, which goes back 300 years, has been well documented. Hollywood has put it on the screen and novelists have put it into paperback thrillers. Human rights groups have taken up their cause. It's the Protestants, the majority in Northern Ireland, who are mysterious and voiceless, and who, curiously enough, feel victimized. They are the ones apt to take refuge in negativism and intransigence. But, ultimately, they are the key to the process, the only ones who can grant peace. To get to that point, however, they must conquer their devils. That will take reflection and confidence.</w:t>
+        <w:t>The clothes and accessories, for everyone in the family down to the baby, include basics like $7 cotton T-shirts, $22 jeans and cotton socks sold in sets of three for $6.50. For those seeking more than basics, there are trendy $34 floral-print rayon baby-doll dresses, $19 cotton-and-linen shorts and $16 cotton girls' jumpers in a pink patchwork print.</w:t>
         <w:br/>
-        <w:t>"We're a disaffected, alienated and powerless people," insists David Ervine, a community activist and budding politician. "And we're accused of being orange-shirted Fascisti. Hell, we can't even get jobs ourselves." Ervine heads a splinter group, the Progressive Unionist Party. In the lexicon of Belfast newspapers, he is "familiar with the thinking" of one of the major Protestant paramilitaries, which means that he functions as their above-ground counselor. He worked long hours to bring them around to the idea of their own cease-fire. "Naturally, Protestants are frightened. Up to now, they've been left out of the process. Have you ever been outside closed doors when people inside are talking about you? You're fearful, right? So you pull down the shutters. It's called paranoia."</w:t>
+        <w:t>The store's layout includes high-school lockers, stripped to bare metal and bereft of some doors, that serve as chic display cases. The overhead storage space so characteristic of budget retailers is concealed with canvas flaps that lend a vaguely nautical quality.</w:t>
         <w:br/>
-        <w:t>The cease-fires are a bit ragged but, as of early January, are still holding. The British Government and Sinn Fein, the I.R.A.'s political arm, have held several rounds of "exploratory" talks but achieved no breakthrough. On New Year's Eve, Catholics and Protestants met on the "peace line" separating their neighborhoods to drink Champagne. But terrorists on both sides still administer "punishment beatings," dragging young men said to be lawbreakers out of their homes and smashing their legs with iron bars and baseball bats. It's a method of maintaining control in neighborhoods that remain off-limits to the police. Both groups still extort money from bars and small businesses and sell drugs to finance operations, though not, they claim indignantly, near schoolyards. But the bombs and the bullets are for the most part absent.</w:t>
+        <w:t>Checkout counters are crafted from polished pressed board and galvanized metal -- no formica here. The light indicating that a cashier is free is a clever adaptation of the signal light one might find on a factory floor -- not the generic bulb behind a plain plastic box.</w:t>
         <w:br/>
-        <w:t>As people here understand only too well, a cessation of hostilities is not the same thing as permanent peace. For that, a series of immediate hurdles has to be somehow surmounted: Will the I.R.A. and the paramilitaries hand over their guns? Will prisoners on both sides, who are jailed for criminal offenses that the groups regard as political, be released? How will a neutral and effective police force be set up? How can a local assembly be established that is acceptable to both Catholics and Protestants? How much of a role can Dublin play in the affairs of the province? And, at the end of the day, there must be a determination that Ulster's sovereignty lies either with London or with Dublin.</w:t>
+        <w:t>The store here in Colma is based not in a fashionable neighborhood but in a working-class area just south of San Francisco, in a community better known for the more than a million people in its cemeteries than for its 1,100 living residents.</w:t>
         <w:br/>
-        <w:t>How can these seemingly irreconcilable positions be squared? The devil doesn't lie in the details but in the grand design. It's a matter for Solomon, as exacting a charge as deciding the provenance of the disputed baby -- except that in this case both mothers would prefer that the child be cut in two than that it fall into the arms of the other.</w:t>
+        <w:t>Old Navy stores are also open in two other working-class cities in the San Francisco Bay area, San Leandro and Pittsburg, as well as in Commerce, near Los Angeles. Additional ones are expected to open by year-end in more than 40 locations across the country, including two in the New York City area, in Levittown and Islandia, both on Long Island. The company refuses to discuss its expectations for Old Navy or how much has been spent to roll out the chain, but analysts think it will probably grow at least to the size of the Gap, which had 767 stores at the end of last year and plans to open as many as 55 this year.</w:t>
         <w:br/>
-        <w:t>AT THE MOMENT, THE PROTESTANTS are defensive, feeling friendless and misunderstood, much like the white Rhodesians in the 1970's. They seem to be yearning for their own liberation. Not long ago a Protestant community worker was asked when the Protestants would produce a great conciliator, someone to lead them the way former President F. W. de Klerk led the whites of South Africa. Without skipping a beat, in an observation whose truth seemed to surprise even himself, he blurted out: "We don't need a de Klerk. We need a Mandela!" Surely, it's the only state in the world where the majority, retaining all the privileges -- better jobs, better housing, better schooling -- ends up feeling subjugated and threatened.</w:t>
+        <w:t>Some analysts think that Old Navy, with its potent mix of style and low prices, could generate as much as $3 billion in revenues by the end of the decade for Gap Inc., a 25-year-old company whose total sales were $3.3 billion last year. They said Old Navy could grow at well over 20 percent a year.</w:t>
         <w:br/>
-        <w:t>The reason, of course, is that the Protestants are a majority in Northern Ireland but would be instantly transformed into a minority if Ulster were to merge with the republic, where 95 percent of the 3.5 million people are Catholic. It is this Protestant majority within a potential Catholic majority that makes the Irish configuration so intractable. The sense of siege is heightened by a "brain drain" of young Protestants to England and Scotland and by a higher Catholic birthrate. Somewhere around the year 2030, most demographers believe, there will be a rough parity in the two populations in the north.</w:t>
+        <w:t>It's about time, said Donald G. Fisher, founder, chairman and chief executive of Gap Inc. and probably the only employee who wears a suit and tie. "We got kicked in the pants," he said of Gap Inc.'s recent past. "We just didn't see what was coming."</w:t>
         <w:br/>
-        <w:t>Just as some Afrikaners felt an underlay of guilt for the treatment of black South Africans or Americans for wresting land from the Indians, Protestants carry a historical burden. The British, having subdued the remote and troublesome province at the beginning of the 17th century, brought over Scottish and English settlers and gave them land confiscated from the Catholics. Predictably, antagonism between settlers and natives was intense, breaking out in a major rebellion in 1641 and erupting periodically ever since. "What always runs through the republican grudge is the essence of dispossession, the mythology that they were kicked off fertile lands," says Raymond Ferguson, a councilor in the southern town of Enniskillen. "And on the Protestant side, the essence of the fear is again dispossession."</w:t>
+        <w:t>Profits dropped 8 percent in 1992, the first decline since 1984, although they rose last year. Gap Inc. shares slid more than 50 percent between early 1992 and last September but have regained some of that loss since then, as the market recognized the Gap's improvements in merchandising and inventory management.</w:t>
         <w:br/>
-        <w:t>Protestant supremacy was reinforced by discrimination in employment when Belfast turned into a center for shipbuilding and linen mills in the mid-19th century. It was promoted by institutions of Protestant ascendancy like the Orange Order, founded in 1795. So intense was the identification with Britain that when the rest of Ireland was agitating for independence or Home Rule in 1912, unionists organized an army to defend the right to remain British. World War I shelved the conflict until partition in the 1920's.</w:t>
+        <w:t>Old Navy is Gap's response to the copycats. The store matches them on price and sends a message of higher quality with its chic fixtures and specialty-store-style displays.</w:t>
         <w:br/>
-        <w:t>These unsettled days, Protestants are searching for "the Ulster identity." Cultural societies are springing up. Genealogical research is booming. Books and pamphlets are pouring out, covering everything from the Ulstermen who signed the American Declaration of Independence or died at the Alamo to Cuchulain, the mythological Irish hero-warrior expropriated, as Protestants would have it, by the Irish nationalists of 1916 who fought the British and installed his statue in Dublin's General Post Office.</w:t>
+        <w:t>THE shopper Old Navy targets belongs to what Joseph H. Ellis, a retail analyst at Goldman, Sachs, calls the mass middle market -- the millions of households with an annual income of $20,000 to $50,000. He said these shoppers buy almost 50 percent of the roughly $150 billion in apparel sold each year.</w:t>
         <w:br/>
-        <w:t>It's a bit hard to know what to make of it all. Is it an expression of a new strident nationalism or is it a positive attempt by Protestants to figure out who they really are and where they fit in? At times they sound as if they are engaged in a quest for something vital that has been lost.</w:t>
+        <w:t>It is a market now served by retailers from national chains to mom-and-pop stores. Seasoned players include not only J. C. Penney and Target but also Sears, Mervyn's and Marshall's.</w:t>
         <w:br/>
-        <w:t>"People say that Protestants have no culture, that our culture is beating a big drum and playing a flute," says Willie Smith, a community worker in Woodvale. "When we learned history it was always British history -- the Battle of Hastings, not the Siege of Derry. What happened to Irish music, the language, sports like hurling? They acquired a republican stigma. The republicans stole them if you like. So what were we left with?"</w:t>
+        <w:t>Few have earned a reputation as the place to buy good, attractively priced clothing in the way that, say, Home Depot has become the national store of choice in building supplies.</w:t>
         <w:br/>
-        <w:t>Historical revisionism is rife. It reaches far back to prehistoric times, asserting among other things that the primitive cave-dwellers who fashioned flint-axes uncovered in the north had different skills from those who made them in the south. It posits the existence of original neolithic inhabitants, the so-called Cruthin. The revisionists insist that the Cruthin resisted the fifth-century-B.C. invasion of the Celts (who spread the Gaelic culture that the world today identifies as Irish), but eventually were pushed across the Irish Sea to Scotland. This dubious version of events has a bonus for ideologues. It means, explains George Patton, head of the Grand Orange Lodge, that the influx was "not an invasion of Scottish settlers, it was a return of the early inhabitants of this island." Orthodox historians, like R. F. Foster of Oxford, view the Cruthin as an "origin myth." As Foster said: "It's all tailored to make a contemporary political point. But that's what Irish history has always been. It's a quarry from which you pick the stones that you want."</w:t>
+        <w:t>Indeed, this part of the apparel market was largely ignored in the 1980's as national chains rushed to serve a more affluent shopper. "The mass middle market has fallen between the department-store and discount-store cracks," Mr. Ellis wrote.</w:t>
         <w:br/>
-        <w:t>FOR A CRASH COURSE IN PARANOIA among "the Prods," I went to Shankill Road in West Belfast. The Shankill, the historic working-class district, is a shrinking Protestant ghetto that juts through Catholic neighborhoods like a defiant fist. Predictably, it's a caldron of rage and extremism. The famous wall murals painted on two-story brick facades extol the paramilitaries, depicted as thick-chested gunmen in camouflage fatigues grasping rifles and wearing black balaclavas to hood their faces.</w:t>
+        <w:t>Gap Inc. tested the Old Navy concept last fall, converting 48 under-performing Gap stores around the country to Gap Warehouse stores and stocking them with some of the new merchandise. The success of that test -- the warehouse stores are still open -- convinced the company that it was onto something big and taught it valuable lessons about the middle-market shopper. For example, she (most clothing shoppers are women) buys commodity items like socks and boxer shorts in bulk. That led to bundling those items in packages of three or more, and providing shopping carts and bigger stores to accommodate more merchandise.</w:t>
         <w:br/>
-        <w:t>Bobby Mahoot owns the Sportsman Lounge on Upper Charleville Street. The establishment, a windowless lair protected by buzzer-activated locks and security cameras, is, as the saying goes, "known to the authorities." Loyalist paramilitaries drink there, although never after a major operation; that is against the rules. Mahoot has wide-set cold blue eyes and a receding hairline. He chain-smokes. He zips up a black leather jacket and gives me a tour of the neighborhood.</w:t>
+        <w:t>Gap Inc.'s research and that of others showed that middle-market shoppers rarely buy in regional malls, where Gap has most of its stores, and when they did, they purchased only on sale. While many people think of the Gap as a store for Everyman, it has in fact attracted a higher-income customer. Mr. Fisher figures that if the entire market is ranked from 1 to 10, with 1 the lowest-income group and 10 the highest, the Gap probably attracts shoppers in the 4 to 8 group, the GapKids chain reaches the 5 to 10 group and Banana Republic draws the 6 to 10 crowd.</w:t>
         <w:br/>
-        <w:t>We visit a 58-year-old man, Robert Robinson, who lost his 27-year-old son to the troubles five years before, and a man who lost part of his leg to an I.R.A. car bomb. Eventually, we come to the home of one of Shankill's most notorious killers, (Mad Dog) Johnny Adair, who is in the Maze prison, awaiting trial on a charge of "directing terrorism. His wife, Gina, also active in paramilitary circles, invites us in. Adair's 2-year-old daughter, Chloe, plays on the floor. "They'll keep Johnny in jail as long as they can," Gina says. "He's one man they want off the streets." Mahoot adds: "Johnny Adair won't accept the cease-fire. He's a loyalist through and through. He's got a couple of hundred young men who follow him."</w:t>
+        <w:t xml:space="preserve"> </w:t>
         <w:br/>
-        <w:t>Earlier that morning there had been a fight between Catholics and Protestants at the Crumlin Road courthouse, where Adair was supposed to appear, and Gina telephoned "the boys" for reinforcements. Behind the courthouse is a menacing knot of 30 or so young men milling about with clubs, and with spray-painted masks in their pockets. After some time, they put the masks on, overturn a van and set it on fire. For several hours there are hit-and-run encounters with the police, throwing stones and dodging plastic bullets. One man, slightly older than the others, catches my attention. He wears a green jacket with a torn sleeve and he is wrought with excitement. He seems more angry with the police than with the Catholic republicans. "They're swamping our neighborhood," he tells me. "The republicans are getting out of prison and we get these bloodsuckers." Hours later, shots are fired at the police. The man in the green jacket disappears and then returns wearing a different coat. He is clearly the gunman.</w:t>
+        <w:t>Preparing for Battle</w:t>
         <w:br/>
-        <w:t>When the I.R.A. cease-fire was announced, many Protestants saw it as a trick or, worse, a secret deal between the I.R.A. and the British Government. Their faith in the steadfastness of British resolve has been sorely tested over the years. The 1985 Anglo-Irish Agreement, which gave Dublin a role in discussing the province's future, was regarded as treason. Revelations last year that the British had in fact engaged in secret back-channel contacts with Sinn Fein simply confirmed the duplicity of perfidious Albion. The view of the cease-fire was summed up by Gary McMichael, a 25-year-old life insurance salesman whose father was a major figure in the paramilitary movement: "Bear in mind, we had 25 years of I.R.A. violence and then suddenly one day out of the blue the I.R.A. says it's giving up the struggle. Most people figured there had to be another reason. They must have been promised something. They ended the violence because they no longer needed the violence -- they got what they wanted."</w:t>
+        <w:t xml:space="preserve"> As part of its research on how to reach below its current clientele, the company gave eight employees who fit the Old Navy customer profile $200 apiece and told them to spend it. When they returned, they were interviewed at length.</w:t>
         <w:br/>
-        <w:t>But the cease-fire changed the mood. Belfast began to relax. Prime Minister Major made several trips, promising among other things to hold a referendum in the north on any proposals that might emerge from talks. Gradually, the skepticism thawed and some Protestants began to allow themselves to feel hopeful. Along Shankill Road, however, suspicion is still king.</w:t>
+        <w:t>In one example of what came out of those discussions, the company decided that Old Navy would break with the longstanding practice among mass-market retailers of promoting through tabloid-sized advertising circulars stuffed into the local paper. "They told us those circulars just didn't matter that much," said Millard S. (Mickey) Drexler, president and chief operating officer, who is overseeing the Old Navy startup.</w:t>
         <w:br/>
-        <w:t>To Bobby Mahoot, the I.R.A. cease-fire is a sham. Before it began, he notes, came a campaign in which five Protestant paramilitary leaders were gunned down. He believes the I.R.A. is even now picking future targets. In his darker moments, he suspects complicity on the part of the Northern Ireland Office, the British ruling authority. Peace will never last, he says, because the divisions are just too deep. "This isn't about Catholics and Protestants here. It's about loyalists and republicans. It's political, not religious. Nobody's even religious anymore -- half a mile away are two Protestant churches that have been sold to the Pakistanis." I ask him what he wants in the future. "All I want is to be left to run a business, to have a bit of a life and to stay British."</w:t>
+        <w:t>Still, Old Navy will be more promotional than Gap Inc.'s other chains. It is trying sales gimmicks the company had eschewed, like offering customers a gift with a purchase. Cindy Crawford, the model, made an appearance at the opening of the store here, and Old Navy distributed baseball caps and dogtags emblazoned with the Old Navy logo at nearby Candlestick Park.</w:t>
         <w:br/>
-        <w:t>THE ALIENATION OF PROTESTANTS IS deepened by the lack of effective political representation. There is no one on the unionist side comparable to Gerry Adams, no one as quick on his feet before the TV cameras or as adept at pulling words out of the air to express the feelings of everyday people. Ulster's best-known politician is the Rev. Ian Paisley, 68 years old and an unbudging obstructionist who still refers to the papacy as "that Babylonian whore."</w:t>
+        <w:t>The company also sent its buyers and merchants out to buy from potential competitors. What they brought back was examined with an eye toward determining whether Gap Inc.  could produce similar merchandise with better quality and more style, but the same retail price.</w:t>
         <w:br/>
-        <w:t>The most influential politician is practically invisible -- James Molyneaux, the 74-year-old head of the Ulster Unionist Party. Molyneaux, who calls himself "the dull dog" of Northern Ireland politics, has so far cooperated with the British-Irish peace initiative. He plays politics at Westminster as if it were back-room poker, and his strongest chips are his nine party votes, which he loans out to Major for important parliamentary squabbles. The Northern Ireland Parliament died when London imposed direct rule in 1972. So aside from local councilors, there are only M.P.'s in London and Brussels, light-years away from the mean streets of Shankill or East Belfast.</w:t>
+        <w:t>The company enlisted the myriad contractors it employs in 44 countries to find ways to take costs out of production without sacrificing much quality. The company shifted some of the production it does abroad into countries where labor costs are lower. It decided the Old Navy customer would prefer a better price to details like the top-stitching around the neck of a one-pocket T-shirt if it could give them for $7 the same brilliant colors it offered for $10.50 in a T-shirt at the Gap. Sweats are made of a blend that is 51 percent cotton and 49 percent polyester -- more cotton than in other mass-market brands but less than the 85 percent in sweats at the Gap.</w:t>
         <w:br/>
-        <w:t>Filling the political vacuum is a band of community activists, articulating the idea that poor Catholics and poor Protestants have a lot in common and are both exploited by the mainline politicians. Sammy Douglas, a cheerful man who heads the East Belfast Development Agency, is old enough at 41 to remember the first Catholic civil rights marches of 1968. "We were told it was all propaganda," he says, "the same way we were told that Catholics were lazy and lived in dirty houses and that we were superior because we were Protestants -- all the myths.</w:t>
+        <w:t>Gap found other ways to lower its costs so it could become more affordable. Leasing space in shopping strips and "power" centers, the latter built around a discount store like Wal-Mart or a "category killer" like Sports Authority, costs about 5 percent less than space in a regional mall, and landlords often pay for improvements, Mr. Fisher said.</w:t>
         <w:br/>
-        <w:t>"But the ironic thing about what people from a Catholic community would call the Protestant ascendancy is that we had the power for 50 years, yet my father was out of work. There were seven in my family; we lived in a "two-up, two-down" house. It was 150 years old. The conditions were some of the worst in Europe. We had rats running around. And yet we were told we were special. And the biggest problem, the thing that I'm so frustrated about, is that those of us in the Protestant community believed it. We were conned in so many ways. And when I look back now I realize it was a small band of Protestants who did it, the aristocrats -- the Lord Brookeboroughs, the Lord O'Neills, Maj. James Chichester-Clark and these people. They would come around the Protestant communities with their Union Jacks and they would get the votes and then you wouldn't hear of them again."</w:t>
+        <w:t>Not surprisingly, then, the neighbors of the Old Navy store in Colma are not the usual specialty-retailing and department-store crowd that hang out with the Gap in regional malls, but rather a Home Depot, a Marshall's, a Kids "R" Us and a Nordstrom outlet store.</w:t>
         <w:br/>
-        <w:t>I ask him about the first Catholic he remembers meeting. "I was about 14 and getting interested in girls. So my friend and I met two girls coming home from school, and we arranged to go out with them, just boy-and-girl. This went on for three weeks. And one night I had arranged to meet this girl and go to a pub after school. And she didn't turn up. I never saw her again in my life. I met my friend after and I said, 'What happened to Marie?' -- I think that was her name. And he said, 'You'll not believe this, but she found out that you were her cousin.'</w:t>
+        <w:t>Old Navy can also be more competitive on price than the Gap and Banana Republic because its merchandise is sold at a lower markup. Many retailers that seek to dominate their niches, like Toys "R" Us and Comp USA, have lower profit margins but make it up on volume; that's what Old Navy aspires to do.</w:t>
         <w:br/>
-        <w:t>"She was my full cousin. My father's brother -- it was a big family, there were 12 -- he had 'betrayed' the family. That's what they called it. He had married a Catholic. He lived in West Belfast and so I had a whole bunch of cousins there I'd never met. You find this in a small city like Belfast. I know some of the Sinn Fein people who have Protestant relatives. That's the irony of the whole thing. I think that that in many ways shows the tragedy of Northern Ireland."</w:t>
+        <w:t>The hope at Gap Inc. is that emphasizing high volume will help build Old Navy into a brand even faster than the Gap became one. But as an unfamiliar formula, Old Navy could initially be a small drain on Gap Inc.'s high operating profits.</w:t>
         <w:br/>
-        <w:t>What these nascent politicians have in mind is a pluralist and more equitable society, but not one that is linked to the Republic of Ireland. Like many others, Billy Hutchinson, a 38-year-old community worker, learned tolerance in prison. As a young man he acted as the getaway driver for a gang that murdered two Catholics on the Falls Road; he was sentenced to life but was released after 15 years. "I was exposed to a lot of new ideas," he says. "I realized we were just the same as the Catholics." No one is more articulate in describing the need for an Ulster freed from prejudices of the past. But ask him about the I.R.A. and he replies: "What I have a problem with is someone sticking a gun in my face and saying you may be British but when the British withdraw, you'll be Irish."</w:t>
+        <w:t>Gap is staffing Old Navy with slightly fewer employees than it would assign to a Gap store, although in comparison to Old Navy's competitors, service levels are high. The company may reduce the staff.</w:t>
         <w:br/>
-        <w:t>Whether they call themselves loyalists or unionists or Ulstermen, Protestants do not appear secure in themselves. They have a great attachment to symbols and icons but these are just props. The great testimonial comes on "the 12th" of July, the day of marching to celebrate the victory of the Protestant King William over the Catholic King James at the Battle of the Boyne in 1690. It is something to behold: thousands upon thousands of Orangemen parading to the strains of flutes and the pounding of bass drums. All are dressed just the same. They wear dark suits with orange sashes and bowler hats and they carry umbrellas. There is no rite in any former British colony in Africa or Asia that seems as anachronistic as this one. It's strangely poignant, this affirmation of their Britishness when most Britons, who gave up that dress 80 years ago, would just as soon wash their hands of them.</w:t>
+        <w:t xml:space="preserve"> </w:t>
         <w:br/>
-        <w:t>So much of the so-called Ulster identity is based on a negative. On a literal negative, as in saying "no" to Home Rule in 1912, "no" to the Anglo-Irish Agreement in 1985 and "no" today to talks with Sinn Fein or arrangements that might give Dublin a partial role in running, say, tourism. And based on a more abstract negative, which comes when Protestants define themselves by what they are not -- they are not Catholics.</w:t>
+        <w:t>What Customers Say</w:t>
         <w:br/>
-        <w:t>To some, unionism means continued union with Britain, but to most it means no to a united Ireland. A united Ireland would transform Protestants into a minority and subject them, at least in their own minds, to the same discrimination they have been meting out for decades. Living on the dark side of their own fears like this makes it hard to undertake positive, proactive steps. The whole game becomes stopping things and remaining ever wary. Roman Catholics down the street are not neighbors with different religious convictions but fifth columnists for an alien regime. And when Catholic politicians from Belfast, Dublin and Washington get together, it is the beginning of the much-feared "pan-nationalist front," an unholy alliance that stretches from the Vatican to the United States Congress.</w:t>
+        <w:t xml:space="preserve"> Many merchandisers competing with Old Navy have yet to see one of the stores, the first of which opened only last month. But interviews with 14 customers outside the Colma store last week found conflicting opinions.</w:t>
         <w:br/>
-        <w:t>Unless the Protestants are able to overcome their paranoia, it's hard to envision a long-term, sustainable solution in Northern Ireland. Somehow they have to bring themselves to compromise. They have to bargain hard and then settle for halfway measures, like cross-border economic links with the republic, to satisfy the aspirations of moderate Catholic nationalists. Otherwise their intransigence will cause the I.R.A. cease-fire to crack. Then the more violence-prone militants will take over and command enough allegiance in the Catholic community to keep the armed struggle going well into the next century.</w:t>
+        <w:t>Some liked what they found. "I like the Gap's clothes but it's expensive," said Maryann Schulmeister, an 18-year-old student. "This is cheaper and it's the same stuff."</w:t>
+        <w:br/>
+        <w:t>"The size choices here are incredible, and there are nice durable things," said Shelia Newton, 40, a pediatric nurse practitioner.</w:t>
+        <w:br/>
+        <w:t>Shawn Tuers, 30, a switchboard operator shopping with Robert Carter, a tow-truck driver, said: "Last time we looked for jeans for him they were $48. These were $20."</w:t>
+        <w:br/>
+        <w:t>Others were less complimentary.  "The quality seemed cheaper" than that at the Gap, said Dawn Kaneko, 31, who sells beauty products. "Seventeen dollars for something that felt like paper."</w:t>
+        <w:br/>
+        <w:t>Carol Hamaker, 38, an office manager, found "lower prices but not as much a selection or quality. The shirts seemed cheaper or thinner."</w:t>
+        <w:br/>
+        <w:t>Mrs. Hamaker and a number of other shoppers drew comparisons between Old Navy and the Gap.</w:t>
+        <w:br/>
+        <w:t>Therein lies the biggest risk of Old Navy. The retail industry is littered with chains that lost many a sale to a younger sibling.</w:t>
+        <w:br/>
+        <w:t>THE Express chain, for example, has picked off the Limited stores' customers, leaving their parent company, the Limited Inc., to struggle for a different identity for its namesake chain. In the same way, Target, Dayton Hudson's high-class take on a discount store, has fed off Mervyn's, a quasi-department store.</w:t>
+        <w:br/>
+        <w:t>"This was a large opportunity, and if we didn't jump on it, someone else would," Mr. Drexler said. "We had to take whatever risks there were in terms of cannibalization."</w:t>
+        <w:br/>
+        <w:t>He said that anecdotally there is little evidence, in the four Old Navy stores now open, of shoppers migrating from the Gap.</w:t>
+        <w:br/>
+        <w:t>Still, to make the distinctions between the two chains clearer, Gap Inc. is taking the Gap more upscale, as well as Banana Republic's more than 170 stores.</w:t>
+        <w:br/>
+        <w:t>Some also worry that Old Navy might seem too highbrow for shoppers accustomed to piperack fixtures, poor lighting and mundane merchandise. But Walter K. Levy, a retail consultant in New York, said middle-market America is ready for Old Navy. "The level of sophistication of the whole society has moved upward pretty dramatically, and you can see it in everything from coffee makers to furniture," he said.</w:t>
+        <w:br/>
+        <w:t>Gap executives agree that Old Navy represents uncharted waters for the company. "We're going to school on this business," Mr. Drexler is fond of saying.</w:t>
+        <w:br/>
+        <w:t>But the enthusiasm in his voice whenever he talks of Old Navy belies the caution in his words. And as he warmed to his subject, Mr. Drexler confessed with a smile: "We have a major passion about this business."</w:t>
+        <w:br/>
+        <w:t xml:space="preserve"> </w:t>
+        <w:br/>
+        <w:t xml:space="preserve"> </w:t>
+        <w:br/>
+        <w:t xml:space="preserve"> </w:t>
+        <w:br/>
+        <w:t>REPOSITIONING THE GAP</w:t>
+        <w:br/>
+        <w:t xml:space="preserve"> AWARE of how many comparisons will be made between Old Navy and Gap stores, Gap Inc. has set about differentiating the two chains by beefing up the fashion content of its namesake chain's merchandise. At its store in downtown San Francisco recently, the Gap was selling hand-crocheted sweaters, a long floral-print slip dress, chiffon skirts and suede loafers, items once hard to find in a Gap store.</w:t>
+        <w:br/>
+        <w:t>The new emphasis on fashion has allowed the company to rethink its inventory management strategy, reducing markdowns, which were a severe drain on profits between mid-1992 and mid-1993. Adding fashion reduces the need for the deep stocks of inventory that must be maintained in basics -- the T-shirts, jeans, denim shirts and other commodity-type apparel that became fashion for a period and gave Gap its stock in trade. On the other hand, increasing the fashion content can result in higher markdowns if a retailer misgauges trends and styles.</w:t>
+        <w:br/>
+        <w:t>"Yes, fashion adds more risk, but you don't have to have as much of it to keep the business rolling," explained Robert J. Fisher, executive vice president and chief financial officer of Gap Inc. and the man in charge of realigning inventory management.</w:t>
+        <w:br/>
+        <w:t>The company also changed the way it displays merchandise in Gap stores, so they could keep less inventory on store shelves without giving customers the impression that items were out of stock. To make sure they weren't caught without merchandise, it began replenishing items each day.</w:t>
+        <w:br/>
+        <w:t>In addition to offering more trendy clothes, many Gap locations now sell shoes and workout gear like leotards and bicycle pants. At the company's Banana Republic stores, customers may find jewelry and small leather accessories.</w:t>
+        <w:br/>
+        <w:t xml:space="preserve"> </w:t>
+        <w:br/>
+        <w:t xml:space="preserve"> </w:t>
+        <w:br/>
+        <w:t xml:space="preserve"> </w:t>
+        <w:br/>
+        <w:t>WHY CHOOSE 'OLD NAVY'?</w:t>
+        <w:br/>
+        <w:t xml:space="preserve"> IF a corporate identity consultant hired by Gap Inc. to come up with a name had had his way, Old Navy would have made its debut as Monorail or, as a second choice, Forklift.</w:t>
+        <w:br/>
+        <w:t>But the company wanted something else. And not Gap Warehouse, the name the company used for Gap stores where it was testing Old Navymerchandise. Executives were wary of eroding the powerful Gap name by associating it too prominently with a budget concept like a warehouse.</w:t>
+        <w:br/>
+        <w:t>On a trip to Europe a few years ago, Millard S. (Mickey) Drexler, president and chief operating officer, and some of his executives saw the name Old Navy on a building. "We all just looked at each other and said, 'What a great name!' "</w:t>
+        <w:br/>
+        <w:t>Quite sure that Monorail didn't capture the spirit of Americana they wanted to convey, executives came up with permutations on Old Navy, like Old Indigo and Old Khaki. But Old Navy won, explained Maggie Gross, Gap's marketing chief, because it better conveys the spirit of family, good times, basic values and friendship that the company has tried to capture in the chain's advertising: Dreamy black-and-white photos of a cowboy gazing across the Grand Canyon, vintage cars parked outside a vintage diner, and four guys leaning over a fence sipping sodas and wearing -- what else? -- Old Navy jackets.</w:t>
         <w:br/>
         <w:br/>
         <w:t>Graphic</w:t>
@@ -131,7 +189,11 @@
         <w:br/>
         <w:t xml:space="preserve"> </w:t>
         <w:br/>
-        <w:t>Photos: The Shankill in West Belfast is a Protestant ghetto that juts through Catholic neighborhoods like a defiant fist. Its murals celebrate the Ulster Defense Association, an old-time Protestant loyalist organization, and the paramilitaries, many of whom believe the cease-fire is a sham. (PHOTOGRAPH BY GIDEON MENDEL/NETWORK/MATRIX)(pg. 32); A Protestant pub in a private house in Ballysillan, a Belfast neighborhood. Says one Protestant pub owner: "All I want is to be left to run a business, to have a bit of life and to stay British." (PHOTOGRAPH BY ETTORE MALANCA/SIPA PRESS)(pg. 34)</w:t>
+        <w:t>Photos: The Old Navy store in Colma, Calif., a combination of no-frills, low-price, big-selection supermarket and stylish, higher-quality retailer. (Photographs by Jim Wilson/The New York Times)(pg. 1); It's a supermarket! It's a Wal-Mart! No, it's Old Navy's store in Colma, near San Francisco. (Jim Wilson/The New York Times)(pg. 6)</w:t>
+        <w:br/>
+        <w:t xml:space="preserve"> </w:t>
+        <w:br/>
+        <w:t>Graph: "Selling to the Middle: Two Views" shows results of two market research surveys that slice the income spectrum. (pg. 6)</w:t>
       </w:r>
     </w:p>
     <w:sectPr>

--- a/example_articles/states/Washington/2.states_Washington_New_York_Times.docx
+++ b/example_articles/states/Washington/2.states_Washington_New_York_Times.docx
@@ -7,7 +7,7 @@
         <w:pStyle w:val="Heading1"/>
       </w:pPr>
       <w:r>
-        <w:t>How Gap Inc. Spells Revenge</w:t>
+        <w:t>Reading Around Seattle: The Bibliophile's Tour</w:t>
       </w:r>
     </w:p>
     <w:p>
@@ -17,22 +17,22 @@
     </w:p>
     <w:p>
       <w:r>
-        <w:t>Date: 1994-04-24</w:t>
+        <w:t>Date: 1995-08-27</w:t>
       </w:r>
     </w:p>
     <w:p>
       <w:r>
-        <w:t>Section: Section 3; ; Section 3;  Page 1;  Column 2;  Financial Desk ; Column 2;</w:t>
+        <w:t>Section: Section 5; ; Section 5;  Page 8;  Column 1;  Travel Desk ; Column 1;</w:t>
       </w:r>
     </w:p>
     <w:p>
       <w:r>
-        <w:t>Source file: NYT/49.DOCX</w:t>
+        <w:t>Source file: NYT/53.DOCX</w:t>
       </w:r>
     </w:p>
     <w:p>
       <w:r>
-        <w:t>Raw locations result, 'locations': ['Chicago, Seattle, Houston, Miami, Denver, Cincinnati, St. Louis, Washington D.C., Oklahoma City, smaller heartland cities']</w:t>
+        <w:t>Raw locations result, 'locations': ['Washington']</w:t>
       </w:r>
     </w:p>
     <w:p>
@@ -49,139 +49,65 @@
     </w:p>
     <w:p>
       <w:r>
-        <w:t>WATCH OUT, Penney. Beware, Target. Take care, local retailer. At an obscure shopping strip in this San Francisco suburb known mostly for its many cemeteries, Gap Inc. has just opened a new kind of store that might well change the business of selling clothing to the vast majority of Americans.</w:t>
+        <w:t>EVERYONE knows about the rain and the coffee, Mount Rainier and Puget Sound, but the casual visitor to Seattle may not realize that this is one of America's great bookstore towns. Dozens of independent booksellers in and around the city cater to readers of all tastes, ages, political persuasions, cultural outlooks and sexual orientations. Making the rounds of literary Seattle is not only an inspiring pilgrimage for serious readers, but it's also a fine way to veer off the beaten tourist track and poke around in some of the city's out-of-the-way corners.</w:t>
         <w:br/>
-        <w:t>The concept behind the store, part of a new chain called the Old Navy Clothing Company that is soon to be in 45 places nationwide, is simple. Shoppers who can't afford the Gap or other such retailers deserve better than the bland, poorly made and often carelessly displayed offerings of many stores with low prices. Combine the style and quality on which the Gap stores made their name with the low prices and big selection of a Toys "R" Us or a Home Depot, and you will steal this market -- $75 billion, by some estimates -- and become very rich indeed. Sell to the masses, live with the classes.</w:t>
+        <w:t>One might as well start at the summit -- Elliott Bay Book Company, a literary emporium that can hold its own with Rizzoli, Denver's Tattered Cover or Wordsworth in Cambridge, Mass. This is bibliophile paradise: More than 140,000 titles spread over a multilevel, multiroom, cedar-shelved maze; creaking wood floors; library-like stacks of fiction and poetry, travel and computer books; tables groaning with "staff recommendations"; and a downstairs cafe-restaurant where you can sip and read undisturbed.</w:t>
         <w:br/>
-        <w:t>If it succeeds, Old Navy will be sweet revenge for Gap Inc., which, after making the Gap the second-largest apparel brand in the country behind Levis, ceded a chunk of its business to discount stores and some department stores that retaliated with cheaper knockoffs of the apparel staples the Gap had transformed into fashion statements.</w:t>
+        <w:t>Elliott Bay has the feel of an institution that's been around forever (forever in Seattle meaning about a century), and it's surprising to discover that the store dates back only to 1973. But it has quickly become the literary crossroads of the city, with a full schedule of readings, signings and children's events, and a bulletin board in the cafe for local book groups. You could easily while away an afternoon here browsing through the nature books, the Northwest travel and history section, cookbooks and biographies.</w:t>
         <w:br/>
-        <w:t>Old Navy could backfire if it ends up attracting mostly customers who used to buy from the Gap, its older sibling. But even if it falls short of the company's expectations, Gap Inc.'s new chain offers one of the more refreshing sights in American retailing. And it may force many competitors to set higher standards in their merchandising. "It's going to send some wake-up calls," said Richard N. Baum, a retail analyst at Goldman, Sachs.</w:t>
+        <w:t>It can be something of a shock to emerge from the cerebral atmosphere of Elliott Bay onto the raffish, jostling street life of Pioneer Square. Galleries, restaurants and rock clubs occupy the lofty stone and brick buildings that sprang up after the devastating downtown fire of June 1889. But postmodern chichi has not obliterated the neighborhood's rough, spit-in-your-eye character.  Pioneer Square was, after all, the site of the original Skid Row -- a chute lubricated with fish oil down which logs slid to Henry Yesler's lumber mill. Today homeless people pass around pints outside trendy art and crafts galleries, and grunge rockers bump up against suburbanites hurrying home from Elliott Bay with their latest book-group purchases.</w:t>
         <w:br/>
-        <w:t>In some respects, the store here resembles just another no-frills, high-volume, large-inventory retailer, with its vast expanse of concrete floor and a ceiling padded with exposed insulation and laced with ducts. Customers wheel around shopping carts and pay for purchases at supermarket-style checkout counters. And Old Navy's prices mimic a discounter's; about 80 percent of the merchandise goes for $22 or less.</w:t>
+        <w:t>The Pike Place Market -- a bustling, semi-enclosed farmer's market-bazaar overlooking Puget Sound -- is the other focal point for downtown activity, and here amid the vegetables and T-shirts are two bookstores worth poking into. Shorey's, the city's oldest bookseller (founded in 1890), specializes in used, antiquarian, rare and out-of-print titles. The store, which has been in the same family for four generations, rambles through the slightly musty lower floor of the market's South Arcade building, with a half-million titles shelved in an endearingly crackpot system that enforces prolonged browsing.</w:t>
         <w:br/>
-        <w:t>But to look at the clothing, the way it is displayed and the fixtures in the store is to be reminded of the elan and quality of a retailer with pricier goods, whether Gap Inc.'s own Gap and Banana Republic stores, A/X Armani Exchange or a Ralph Lauren/Polo or Tommy Hilfiger section in a department store. Unlike much apparel in this price range, the clothes are distinctive, made from higher-quality fabrics like linen-and-cotton blends and with an attention to detail like embroidery.</w:t>
+        <w:t>A block away in the 1912 Corner Market Building is Left Bank Books, a hole-in-the-wall refuge from the maelstrom of commerce swirling outside. Its style is eccentric and unabashedly political: Novelists are segregated by sex (women on the left wall, men on the right); mainstream best sellers and how-to titles are banned; the native-peoples and gender-studies sections brim with small press titles; there's a full bookcase devoted to contemporary poetry; and the postcards are not the kind you send home to mom. One flight up is the Cafe Counter Intelligence, a long, narrow, arty cafe famous for its mochas and the Bean Spasm (iced mocha with espresso ice cubes topped with a scoop of ice cream).</w:t>
         <w:br/>
-        <w:t>The clothes and accessories, for everyone in the family down to the baby, include basics like $7 cotton T-shirts, $22 jeans and cotton socks sold in sets of three for $6.50. For those seeking more than basics, there are trendy $34 floral-print rayon baby-doll dresses, $19 cotton-and-linen shorts and $16 cotton girls' jumpers in a pink patchwork print.</w:t>
+        <w:t>Just a couple of blocks from Left Bank Books, but at the opposite end of the style spectrum, is the glistening new Borders Books &amp; Music, in the Century Square Building across the street from the Westlake Center. Huge, bright and sleekly corporate, Borders has the air of an upscale book department store, but its array of titles is impressively democratic, with everything from literary fiction to New Age religion, science to local history, pop psychology to reference. The music department sacrifices funkiness to logical organization, which considerably streamlines the search process.</w:t>
         <w:br/>
-        <w:t>The store's layout includes high-school lockers, stripped to bare metal and bereft of some doors, that serve as chic display cases. The overhead storage space so characteristic of budget retailers is concealed with canvas flaps that lend a vaguely nautical quality.</w:t>
+        <w:t>A three-minute drive east of downtown on the other side of the freeway is Capitol Hill, another world. Formerly a rather dull working-class neighborhood, it was gentrified by gay urban pioneers in the 1970's and is now a scaled-down version of San Francisco's Castro District, with Broadway serving as the neighborhood's equivalent of Castro Street. Here, on the prime block opposite the spiffy Broadway Market mini-mall, stands Barbara Bailey's excellent bookstore, Bailey/Coy Books, with its carefully chosen sections of Northwest authors, gay and lesbian titles, mysteries, travel books, film and music books, poetry and books for kids. Staff recommendations tucked into the shelves on discreet little cards ("These are wonderful short stories") guide you from one literary gem to the next. The store has made the most of a rather severe retail space with dramatic track lighting by adding a raised platform devoted to fiction, lively music and tables where noteworthy titles are laid out.</w:t>
         <w:br/>
-        <w:t>Checkout counters are crafted from polished pressed board and galvanized metal -- no formica here. The light indicating that a cashier is free is a clever adaptation of the signal light one might find on a factory floor -- not the generic bulb behind a plain plastic box.</w:t>
+        <w:t>FORTIFIED with an espresso and a mega-caloric confection from Dilettante Chocolates next-door (416 Broadway East) or from the locally famous B &amp; O Espresso Bar in the Broadway Market across the street (401 Broadway East), you'll be ready to sprint the five blocks east to the collectively owned, fiercely engage Red &amp; Black Books (named for the colors of socialism and anarchism). The store's location, at the corner of 15th Avenue East and Republican Street, is a bit of geographic whimsy, for no Republican would be caught dead in this high temple of political, social, cultural and sexual radicalism.</w:t>
         <w:br/>
-        <w:t>The store here in Colma is based not in a fashionable neighborhood but in a working-class area just south of San Francisco, in a community better known for the more than a million people in its cemeteries than for its 1,100 living residents.</w:t>
+        <w:t>The overheated, high-ceilinged, fluorescent-lighted box of a room has an intense, eclectic inventory running the gamut of contemporary studies -- feminist, gay, lesbian, bisexual, Jewish, Asian, African-American, Latino, Latina and much more.  Red &amp; Black also stocks a large children's section devoted to multicultural titles and anti-bias educational materials, lots of small-press poetry books, travel books, magazines and bumper stickers guaranteed to stop traffic. A block away at the Internet Cafe (528 15th Avenue East), purple-haired patrons recline on tatty old sofas and surf the late-breaking waves of on-line information on gleaming computer terminals. You can re-enter the capitalist mainstream by way of the turn-of-the-century mansions along nearby Millionaires' Row (14th Avenue East between East Prospect and East Roy Streets).</w:t>
         <w:br/>
-        <w:t>Old Navy stores are also open in two other working-class cities in the San Francisco Bay area, San Leandro and Pittsburg, as well as in Commerce, near Los Angeles. Additional ones are expected to open by year-end in more than 40 locations across the country, including two in the New York City area, in Levittown and Islandia, both on Long Island. The company refuses to discuss its expectations for Old Navy or how much has been spent to roll out the chain, but analysts think it will probably grow at least to the size of the Gap, which had 767 stores at the end of last year and plans to open as many as 55 this year.</w:t>
+        <w:t>Due west of Capitol Hill on the other side of Lake Union rises Queen Anne Hill, a steep-sloped neighborhood of young families, apartment-dwelling singles and older folks, along with a scattering of artists, writers and theater people. Just north of one of the television towers that crown the hill sits the very pleasant Queen Anne Avenue Books. The bright, simple, welcoming store reflects the tastes and habits of the local community: Contemporary fiction lines one entire wall, and there are large sections devoted to home and garden, travel, business and Northwest places and peoples. The funky, cozy Queen Anne Coffee House two doors down at 1625 Queen Anne Avenue North can restore a shopper's caffeine buzz.</w:t>
         <w:br/>
-        <w:t>Some analysts think that Old Navy, with its potent mix of style and low prices, could generate as much as $3 billion in revenues by the end of the decade for Gap Inc., a 25-year-old company whose total sales were $3.3 billion last year. They said Old Navy could grow at well over 20 percent a year.</w:t>
+        <w:t>Before leaving Queen Anne, the curious visitor should drive (or better yet stroll) down West Highland Drive, considered the best address in Seattle early in the century.  Georgian, Tudor, Colonial and hybrid-style mansions rise above perfectly manicured gardens, with views becoming more heart-stopping (and expensive) the farther west you go. A mile or so north is the neighborhood known as Wallingford, another gentrifying enclave of older (i.e., pre-World War II) homes and younger families. Just a block from the movie theater on 45th Street (the neighborhood's main drag), tucked away in a thicket of ethnic restaurants, coffee bars and natural-food stores, you'll find Wide World Books &amp; Maps, a small but surprisingly complete store catering to the needs and fantasies of travelers. In addition to a slew of local, national and international guidebooks, the store carries language tapes, maps, atlases, globes, literature relating to or inspiring travel, and travel accessories like electrical adapters, diaries, puzzles, neck cushions and backpacks.</w:t>
         <w:br/>
-        <w:t>It's about time, said Donald G. Fisher, founder, chairman and chief executive of Gap Inc. and probably the only employee who wears a suit and tie. "We got kicked in the pants," he said of Gap Inc.'s recent past. "We just didn't see what was coming."</w:t>
+        <w:t>After a cup of tea next-door at the Teahouse Kuan Yin (1911 North 45th Street) or a latte at the Mi Piace Caffe, an outdoor coffee stand across the street, you can duck into the Wallingford Center, an imposing old school building that now houses clothing, crafts and toy boutiques, restaurants and, yes, yet another bookstore -- the small and select Second Story Books, strong in contemporary hardcover fiction and nonfiction. The store also upholds the cherished tradition of the rental library.</w:t>
         <w:br/>
-        <w:t>Profits dropped 8 percent in 1992, the first decline since 1984, although they rose last year. Gap Inc. shares slid more than 50 percent between early 1992 and last September but have regained some of that loss since then, as the market recognized the Gap's improvements in merchandising and inventory management.</w:t>
+        <w:t>Due east of Wallingford, the University of Washington, famous for its cherry trees and the Huskies football team, sprawls between Portage Bay and Lake Washington. Though the campus is leafy and serene, the surrounding University District is a grungy melange of chain stores, trinket shops, boring architecture and panhandlers. But it's worth a detour for the University Bookstore, a space resembling an airplane hangar, filled with a huge array of general interest and academic titles along with Huskies paraphernalia, compact disks and school supplies. The University Bookstore is too big and too brightly lighted for dreamy browsing; but this is the place to track down that German philosophy tome or the study of particle physics that you can't find anywhere else. Art books, reference books and books for children are other strengths here.</w:t>
         <w:br/>
-        <w:t>Old Navy is Gap's response to the copycats. The store matches them on price and sends a message of higher quality with its chic fixtures and specialty-store-style displays.</w:t>
-        <w:br/>
-        <w:t>THE shopper Old Navy targets belongs to what Joseph H. Ellis, a retail analyst at Goldman, Sachs, calls the mass middle market -- the millions of households with an annual income of $20,000 to $50,000. He said these shoppers buy almost 50 percent of the roughly $150 billion in apparel sold each year.</w:t>
-        <w:br/>
-        <w:t>It is a market now served by retailers from national chains to mom-and-pop stores. Seasoned players include not only J. C. Penney and Target but also Sears, Mervyn's and Marshall's.</w:t>
-        <w:br/>
-        <w:t>Few have earned a reputation as the place to buy good, attractively priced clothing in the way that, say, Home Depot has become the national store of choice in building supplies.</w:t>
-        <w:br/>
-        <w:t>Indeed, this part of the apparel market was largely ignored in the 1980's as national chains rushed to serve a more affluent shopper. "The mass middle market has fallen between the department-store and discount-store cracks," Mr. Ellis wrote.</w:t>
-        <w:br/>
-        <w:t>Gap Inc. tested the Old Navy concept last fall, converting 48 under-performing Gap stores around the country to Gap Warehouse stores and stocking them with some of the new merchandise. The success of that test -- the warehouse stores are still open -- convinced the company that it was onto something big and taught it valuable lessons about the middle-market shopper. For example, she (most clothing shoppers are women) buys commodity items like socks and boxer shorts in bulk. That led to bundling those items in packages of three or more, and providing shopping carts and bigger stores to accommodate more merchandise.</w:t>
-        <w:br/>
-        <w:t>Gap Inc.'s research and that of others showed that middle-market shoppers rarely buy in regional malls, where Gap has most of its stores, and when they did, they purchased only on sale. While many people think of the Gap as a store for Everyman, it has in fact attracted a higher-income customer. Mr. Fisher figures that if the entire market is ranked from 1 to 10, with 1 the lowest-income group and 10 the highest, the Gap probably attracts shoppers in the 4 to 8 group, the GapKids chain reaches the 5 to 10 group and Banana Republic draws the 6 to 10 crowd.</w:t>
-        <w:br/>
-        <w:t xml:space="preserve"> </w:t>
-        <w:br/>
-        <w:t>Preparing for Battle</w:t>
-        <w:br/>
-        <w:t xml:space="preserve"> As part of its research on how to reach below its current clientele, the company gave eight employees who fit the Old Navy customer profile $200 apiece and told them to spend it. When they returned, they were interviewed at length.</w:t>
-        <w:br/>
-        <w:t>In one example of what came out of those discussions, the company decided that Old Navy would break with the longstanding practice among mass-market retailers of promoting through tabloid-sized advertising circulars stuffed into the local paper. "They told us those circulars just didn't matter that much," said Millard S. (Mickey) Drexler, president and chief operating officer, who is overseeing the Old Navy startup.</w:t>
-        <w:br/>
-        <w:t>Still, Old Navy will be more promotional than Gap Inc.'s other chains. It is trying sales gimmicks the company had eschewed, like offering customers a gift with a purchase. Cindy Crawford, the model, made an appearance at the opening of the store here, and Old Navy distributed baseball caps and dogtags emblazoned with the Old Navy logo at nearby Candlestick Park.</w:t>
-        <w:br/>
-        <w:t>The company also sent its buyers and merchants out to buy from potential competitors. What they brought back was examined with an eye toward determining whether Gap Inc.  could produce similar merchandise with better quality and more style, but the same retail price.</w:t>
-        <w:br/>
-        <w:t>The company enlisted the myriad contractors it employs in 44 countries to find ways to take costs out of production without sacrificing much quality. The company shifted some of the production it does abroad into countries where labor costs are lower. It decided the Old Navy customer would prefer a better price to details like the top-stitching around the neck of a one-pocket T-shirt if it could give them for $7 the same brilliant colors it offered for $10.50 in a T-shirt at the Gap. Sweats are made of a blend that is 51 percent cotton and 49 percent polyester -- more cotton than in other mass-market brands but less than the 85 percent in sweats at the Gap.</w:t>
-        <w:br/>
-        <w:t>Gap found other ways to lower its costs so it could become more affordable. Leasing space in shopping strips and "power" centers, the latter built around a discount store like Wal-Mart or a "category killer" like Sports Authority, costs about 5 percent less than space in a regional mall, and landlords often pay for improvements, Mr. Fisher said.</w:t>
-        <w:br/>
-        <w:t>Not surprisingly, then, the neighbors of the Old Navy store in Colma are not the usual specialty-retailing and department-store crowd that hang out with the Gap in regional malls, but rather a Home Depot, a Marshall's, a Kids "R" Us and a Nordstrom outlet store.</w:t>
-        <w:br/>
-        <w:t>Old Navy can also be more competitive on price than the Gap and Banana Republic because its merchandise is sold at a lower markup. Many retailers that seek to dominate their niches, like Toys "R" Us and Comp USA, have lower profit margins but make it up on volume; that's what Old Navy aspires to do.</w:t>
-        <w:br/>
-        <w:t>The hope at Gap Inc. is that emphasizing high volume will help build Old Navy into a brand even faster than the Gap became one. But as an unfamiliar formula, Old Navy could initially be a small drain on Gap Inc.'s high operating profits.</w:t>
-        <w:br/>
-        <w:t>Gap is staffing Old Navy with slightly fewer employees than it would assign to a Gap store, although in comparison to Old Navy's competitors, service levels are high. The company may reduce the staff.</w:t>
-        <w:br/>
-        <w:t xml:space="preserve"> </w:t>
-        <w:br/>
-        <w:t>What Customers Say</w:t>
-        <w:br/>
-        <w:t xml:space="preserve"> Many merchandisers competing with Old Navy have yet to see one of the stores, the first of which opened only last month. But interviews with 14 customers outside the Colma store last week found conflicting opinions.</w:t>
-        <w:br/>
-        <w:t>Some liked what they found. "I like the Gap's clothes but it's expensive," said Maryann Schulmeister, an 18-year-old student. "This is cheaper and it's the same stuff."</w:t>
-        <w:br/>
-        <w:t>"The size choices here are incredible, and there are nice durable things," said Shelia Newton, 40, a pediatric nurse practitioner.</w:t>
-        <w:br/>
-        <w:t>Shawn Tuers, 30, a switchboard operator shopping with Robert Carter, a tow-truck driver, said: "Last time we looked for jeans for him they were $48. These were $20."</w:t>
-        <w:br/>
-        <w:t>Others were less complimentary.  "The quality seemed cheaper" than that at the Gap, said Dawn Kaneko, 31, who sells beauty products. "Seventeen dollars for something that felt like paper."</w:t>
-        <w:br/>
-        <w:t>Carol Hamaker, 38, an office manager, found "lower prices but not as much a selection or quality. The shirts seemed cheaper or thinner."</w:t>
-        <w:br/>
-        <w:t>Mrs. Hamaker and a number of other shoppers drew comparisons between Old Navy and the Gap.</w:t>
-        <w:br/>
-        <w:t>Therein lies the biggest risk of Old Navy. The retail industry is littered with chains that lost many a sale to a younger sibling.</w:t>
-        <w:br/>
-        <w:t>THE Express chain, for example, has picked off the Limited stores' customers, leaving their parent company, the Limited Inc., to struggle for a different identity for its namesake chain. In the same way, Target, Dayton Hudson's high-class take on a discount store, has fed off Mervyn's, a quasi-department store.</w:t>
-        <w:br/>
-        <w:t>"This was a large opportunity, and if we didn't jump on it, someone else would," Mr. Drexler said. "We had to take whatever risks there were in terms of cannibalization."</w:t>
-        <w:br/>
-        <w:t>He said that anecdotally there is little evidence, in the four Old Navy stores now open, of shoppers migrating from the Gap.</w:t>
-        <w:br/>
-        <w:t>Still, to make the distinctions between the two chains clearer, Gap Inc. is taking the Gap more upscale, as well as Banana Republic's more than 170 stores.</w:t>
-        <w:br/>
-        <w:t>Some also worry that Old Navy might seem too highbrow for shoppers accustomed to piperack fixtures, poor lighting and mundane merchandise. But Walter K. Levy, a retail consultant in New York, said middle-market America is ready for Old Navy. "The level of sophistication of the whole society has moved upward pretty dramatically, and you can see it in everything from coffee makers to furniture," he said.</w:t>
-        <w:br/>
-        <w:t>Gap executives agree that Old Navy represents uncharted waters for the company. "We're going to school on this business," Mr. Drexler is fond of saying.</w:t>
-        <w:br/>
-        <w:t>But the enthusiasm in his voice whenever he talks of Old Navy belies the caution in his words. And as he warmed to his subject, Mr. Drexler confessed with a smile: "We have a major passion about this business."</w:t>
+        <w:t>Whodunit fans may want to trek another 10 blocks north to Killing Time Mystery Books, which displays 8,000 to 10,000 spine-tingling titles on gleaming black shelves.  Poster-size photos of masters of the genre gaze down enigmatically on sections devoted to vampires, Northwest authors, spies, first editions and books for children.  You can plunge into your page-turner over tea and scones across the street at the very British Queen Mary's Tea Shop (2912 Northeast 55th Street). And while you're at it, you can ponder the mystery of why Seattle has so many bookworms.</w:t>
         <w:br/>
         <w:t xml:space="preserve"> </w:t>
         <w:br/>
         <w:t xml:space="preserve"> </w:t>
         <w:br/>
-        <w:t xml:space="preserve"> </w:t>
+        <w:t>A browser's guide to the city</w:t>
         <w:br/>
-        <w:t>REPOSITIONING THE GAP</w:t>
+        <w:t xml:space="preserve"> These stores are all open daily, except as noted; all have shorter hours on Sundays.</w:t>
         <w:br/>
-        <w:t xml:space="preserve"> AWARE of how many comparisons will be made between Old Navy and Gap stores, Gap Inc. has set about differentiating the two chains by beefing up the fashion content of its namesake chain's merchandise. At its store in downtown San Francisco recently, the Gap was selling hand-crocheted sweaters, a long floral-print slip dress, chiffon skirts and suede loafers, items once hard to find in a Gap store.</w:t>
+        <w:t>Elliott Bay Book Company, 101 South Main Street; (206) 624-6600.</w:t>
         <w:br/>
-        <w:t>The new emphasis on fashion has allowed the company to rethink its inventory management strategy, reducing markdowns, which were a severe drain on profits between mid-1992 and mid-1993. Adding fashion reduces the need for the deep stocks of inventory that must be maintained in basics -- the T-shirts, jeans, denim shirts and other commodity-type apparel that became fashion for a period and gave Gap its stock in trade. On the other hand, increasing the fashion content can result in higher markdowns if a retailer misgauges trends and styles.</w:t>
+        <w:t>Shorey's, 1411 First Avenue; (206) 624-0221.</w:t>
         <w:br/>
-        <w:t>"Yes, fashion adds more risk, but you don't have to have as much of it to keep the business rolling," explained Robert J. Fisher, executive vice president and chief financial officer of Gap Inc. and the man in charge of realigning inventory management.</w:t>
+        <w:t>Left Bank Books, 92 Pike Street; (206) 622-0195.</w:t>
         <w:br/>
-        <w:t>The company also changed the way it displays merchandise in Gap stores, so they could keep less inventory on store shelves without giving customers the impression that items were out of stock. To make sure they weren't caught without merchandise, it began replenishing items each day.</w:t>
+        <w:t>Borders Books &amp; Music, 1501 Fourth Avenue; (206) 622-4599.</w:t>
         <w:br/>
-        <w:t>In addition to offering more trendy clothes, many Gap locations now sell shoes and workout gear like leotards and bicycle pants. At the company's Banana Republic stores, customers may find jewelry and small leather accessories.</w:t>
+        <w:t>Bailey/Coy Books, 414 Broadway East; (206) 323-8842.</w:t>
         <w:br/>
-        <w:t xml:space="preserve"> </w:t>
+        <w:t>Red &amp; Black Books, 432 15th Avenue East; (206) 322-7323.</w:t>
         <w:br/>
-        <w:t xml:space="preserve"> </w:t>
+        <w:t>Queen Anne Avenue Books, 1629 Queen Anne Avenue North; (206) 283-5624.</w:t>
         <w:br/>
-        <w:t xml:space="preserve"> </w:t>
+        <w:t>Wide World Books &amp; Maps, 1911 North 45th Street; (206) 634-3453.</w:t>
         <w:br/>
-        <w:t>WHY CHOOSE 'OLD NAVY'?</w:t>
+        <w:t>Second Story Books, 1815 North 45th Street; (206) 547-4605.</w:t>
         <w:br/>
-        <w:t xml:space="preserve"> IF a corporate identity consultant hired by Gap Inc. to come up with a name had had his way, Old Navy would have made its debut as Monorail or, as a second choice, Forklift.</w:t>
+        <w:t>University Bookstore, 4326 University Way Northeast; (206) 634-3400 or (800) 335-7323.</w:t>
         <w:br/>
-        <w:t>But the company wanted something else. And not Gap Warehouse, the name the company used for Gap stores where it was testing Old Navymerchandise. Executives were wary of eroding the powerful Gap name by associating it too prominently with a budget concept like a warehouse.</w:t>
-        <w:br/>
-        <w:t>On a trip to Europe a few years ago, Millard S. (Mickey) Drexler, president and chief operating officer, and some of his executives saw the name Old Navy on a building. "We all just looked at each other and said, 'What a great name!' "</w:t>
-        <w:br/>
-        <w:t>Quite sure that Monorail didn't capture the spirit of Americana they wanted to convey, executives came up with permutations on Old Navy, like Old Indigo and Old Khaki. But Old Navy won, explained Maggie Gross, Gap's marketing chief, because it better conveys the spirit of family, good times, basic values and friendship that the company has tried to capture in the chain's advertising: Dreamy black-and-white photos of a cowboy gazing across the Grand Canyon, vintage cars parked outside a vintage diner, and four guys leaning over a fence sipping sodas and wearing -- what else? -- Old Navy jackets.</w:t>
+        <w:t>Killing Time Mystery Books, 2821 Northeast 55th Street; (206) 525-2266. Closed Monday.   D. L.</w:t>
         <w:br/>
         <w:br/>
         <w:t>Graphic</w:t>
@@ -189,11 +115,7 @@
         <w:br/>
         <w:t xml:space="preserve"> </w:t>
         <w:br/>
-        <w:t>Photos: The Old Navy store in Colma, Calif., a combination of no-frills, low-price, big-selection supermarket and stylish, higher-quality retailer. (Photographs by Jim Wilson/The New York Times)(pg. 1); It's a supermarket! It's a Wal-Mart! No, it's Old Navy's store in Colma, near San Francisco. (Jim Wilson/The New York Times)(pg. 6)</w:t>
-        <w:br/>
-        <w:t xml:space="preserve"> </w:t>
-        <w:br/>
-        <w:t>Graph: "Selling to the Middle: Two Views" shows results of two market research surveys that slice the income spectrum. (pg. 6)</w:t>
+        <w:t>Photos: Since its opening in 1973, the multi-level Elliott Bay Book Company has become the literary heart of a book-loving city. ; Rolled-up vintage materials in Shorey's rare-book section. (pg. 8); At Cafe Counter Intelligence, upstairs from Left Bank Books.; Politics are in the air at Red &amp; Black Books. (pg. 9) (Photographs by Doug Wilson for The New York Times)</w:t>
       </w:r>
     </w:p>
     <w:sectPr>

--- a/example_articles/states/Washington/2.states_Washington_New_York_Times.docx
+++ b/example_articles/states/Washington/2.states_Washington_New_York_Times.docx
@@ -7,7 +7,7 @@
         <w:pStyle w:val="Heading1"/>
       </w:pPr>
       <w:r>
-        <w:t>Reading Around Seattle: The Bibliophile's Tour</w:t>
+        <w:t>Disruption From a Different Corner of a Divided Capital</w:t>
       </w:r>
     </w:p>
     <w:p>
@@ -17,22 +17,22 @@
     </w:p>
     <w:p>
       <w:r>
-        <w:t>Date: 1995-08-27</w:t>
+        <w:t>Date: 2020-06-02</w:t>
       </w:r>
     </w:p>
     <w:p>
       <w:r>
-        <w:t>Section: Section 5; ; Section 5;  Page 8;  Column 1;  Travel Desk ; Column 1;</w:t>
+        <w:t>Section: Section A; Column 0; National Desk; Pg. 21; WASHINGTON MEMO</w:t>
       </w:r>
     </w:p>
     <w:p>
       <w:r>
-        <w:t>Source file: NYT/53.DOCX</w:t>
+        <w:t>Source file: NYT/12.DOCX</w:t>
       </w:r>
     </w:p>
     <w:p>
       <w:r>
-        <w:t>Raw locations result, 'locations': ['Washington']</w:t>
+        <w:t>Raw locations result, 'locations': ['Washington, D.C.']</w:t>
       </w:r>
     </w:p>
     <w:p>
@@ -49,65 +49,52 @@
     </w:p>
     <w:p>
       <w:r>
-        <w:t>EVERYONE knows about the rain and the coffee, Mount Rainier and Puget Sound, but the casual visitor to Seattle may not realize that this is one of America's great bookstore towns. Dozens of independent booksellers in and around the city cater to readers of all tastes, ages, political persuasions, cultural outlooks and sexual orientations. Making the rounds of literary Seattle is not only an inspiring pilgrimage for serious readers, but it's also a fine way to veer off the beaten tourist track and poke around in some of the city's out-of-the-way corners.</w:t>
+        <w:t>Washington's elite has long bemoaned the ''shattered norms'' of the Trump presidency. But it has felt beside the point -- like privilege talking -- in the angry crowds of the last few nights.</w:t>
         <w:br/>
-        <w:t>One might as well start at the summit -- Elliott Bay Book Company, a literary emporium that can hold its own with Rizzoli, Denver's Tattered Cover or Wordsworth in Cambridge, Mass. This is bibliophile paradise: More than 140,000 titles spread over a multilevel, multiroom, cedar-shelved maze; creaking wood floors; library-like stacks of fiction and poetry, travel and computer books; tables groaning with "staff recommendations"; and a downstairs cafe-restaurant where you can sip and read undisturbed.</w:t>
+        <w:t xml:space="preserve">WASHINGTON -- One of the recurring themes of the last three and a half years is that President Trump has disrupted Washington, just as his voters demanded. This is true in a certain sense: The Trump White House has been a chaotic drama, a procession of scandals, leaks, investigations, feuding protagonists and trampled norms. </w:t>
         <w:br/>
-        <w:t>Elliott Bay has the feel of an institution that's been around forever (forever in Seattle meaning about a century), and it's surprising to discover that the store dates back only to 1973. But it has quickly become the literary crossroads of the city, with a full schedule of readings, signings and children's events, and a bulletin board in the cafe for local book groups. You could easily while away an afternoon here browsing through the nature books, the Northwest travel and history section, cookbooks and biographies.</w:t>
+        <w:t xml:space="preserve">  But one of the overlooked realities of the reality show is that the day-to-day existence of so-called official Washington has felt anything but disrupted. This gilded capital has actually been a serene and lovely place to live, work and visit, at least for those who can afford it. The trend has only accelerated through what until recently was the booming economy of the Trump presidency.</w:t>
         <w:br/>
-        <w:t>It can be something of a shock to emerge from the cerebral atmosphere of Elliott Bay onto the raffish, jostling street life of Pioneer Square. Galleries, restaurants and rock clubs occupy the lofty stone and brick buildings that sprang up after the devastating downtown fire of June 1889. But postmodern chichi has not obliterated the neighborhood's rough, spit-in-your-eye character.  Pioneer Square was, after all, the site of the original Skid Row -- a chute lubricated with fish oil down which logs slid to Henry Yesler's lumber mill. Today homeless people pass around pints outside trendy art and crafts galleries, and grunge rockers bump up against suburbanites hurrying home from Elliott Bay with their latest book-group purchases.</w:t>
+        <w:t xml:space="preserve">  These last months, though, have been something else entirely. The reality has relegated the TV maestro in the White House to something of a sideshow.</w:t>
         <w:br/>
-        <w:t>The Pike Place Market -- a bustling, semi-enclosed farmer's market-bazaar overlooking Puget Sound -- is the other focal point for downtown activity, and here amid the vegetables and T-shirts are two bookstores worth poking into. Shorey's, the city's oldest bookseller (founded in 1890), specializes in used, antiquarian, rare and out-of-print titles. The store, which has been in the same family for four generations, rambles through the slightly musty lower floor of the market's South Arcade building, with a half-million titles shelved in an endearingly crackpot system that enforces prolonged browsing.</w:t>
+        <w:t xml:space="preserve">  In recent nights, the streets around the White House have been clogged with thousands of protesters, demonstrating against the police killing last week in Minneapolis of George Floyd, an African-American man. The crowds have been multiracial and comprised a free-for-all of purposes. Landmark restaurants, offices and a historic church have been burned and vandalized. By Monday, Mayor Muriel E. Bowser had set a curfew of 7 p.m. and activated the National Guard.</w:t>
         <w:br/>
-        <w:t>A block away in the 1912 Corner Market Building is Left Bank Books, a hole-in-the-wall refuge from the maelstrom of commerce swirling outside. Its style is eccentric and unabashedly political: Novelists are segregated by sex (women on the left wall, men on the right); mainstream best sellers and how-to titles are banned; the native-peoples and gender-studies sections brim with small press titles; there's a full bookcase devoted to contemporary poetry; and the postcards are not the kind you send home to mom. One flight up is the Cafe Counter Intelligence, a long, narrow, arty cafe famous for its mochas and the Bean Spasm (iced mocha with espresso ice cubes topped with a scoop of ice cream).</w:t>
+        <w:t xml:space="preserve">  ''Donald Trump is just a social media personality to us, the guy who told us to drink bleach,'' said Artinese Campbell, 33, an African-American woman who has lived her whole life in Washington and who had come downtown Monday afternoon, just a few blocks from the White House, to visit her bank before it was boarded up and closed early in anticipation of another night of protests. She said she was sympathetic to the cause of the protesters but hoped they remained peaceful and had no plans to stick around to find out.</w:t>
         <w:br/>
-        <w:t>Just a couple of blocks from Left Bank Books, but at the opposite end of the style spectrum, is the glistening new Borders Books &amp; Music, in the Century Square Building across the street from the Westlake Center. Huge, bright and sleekly corporate, Borders has the air of an upscale book department store, but its array of titles is impressively democratic, with everything from literary fiction to New Age religion, science to local history, pop psychology to reference. The music department sacrifices funkiness to logical organization, which considerably streamlines the search process.</w:t>
+        <w:t xml:space="preserve">  ''I think most of us are numb to presidents who come in and talk about 'change,''' Ms. Campbell said. ''Nothing really changes if you're black in America.''</w:t>
         <w:br/>
-        <w:t>A three-minute drive east of downtown on the other side of the freeway is Capitol Hill, another world. Formerly a rather dull working-class neighborhood, it was gentrified by gay urban pioneers in the 1970's and is now a scaled-down version of San Francisco's Castro District, with Broadway serving as the neighborhood's equivalent of Castro Street. Here, on the prime block opposite the spiffy Broadway Market mini-mall, stands Barbara Bailey's excellent bookstore, Bailey/Coy Books, with its carefully chosen sections of Northwest authors, gay and lesbian titles, mysteries, travel books, film and music books, poetry and books for kids. Staff recommendations tucked into the shelves on discreet little cards ("These are wonderful short stories") guide you from one literary gem to the next. The store has made the most of a rather severe retail space with dramatic track lighting by adding a raised platform devoted to fiction, lively music and tables where noteworthy titles are laid out.</w:t>
+        <w:t xml:space="preserve">  As with many metropolitan areas ravaged by the coronavirus and the nation's economic crisis, Washington's victims have been overwhelmingly working class, black and brown -- inhabitants of the so-called real Washington who were priced out of the city years ago and forced to live outside its borders. Hospital workers and Metro drivers have gotten sick. Uber drivers and bus boys have lost their jobs.</w:t>
         <w:br/>
-        <w:t>FORTIFIED with an espresso and a mega-caloric confection from Dilettante Chocolates next-door (416 Broadway East) or from the locally famous B &amp; O Espresso Bar in the Broadway Market across the street (401 Broadway East), you'll be ready to sprint the five blocks east to the collectively owned, fiercely engage Red &amp; Black Books (named for the colors of socialism and anarchism). The store's location, at the corner of 15th Avenue East and Republican Street, is a bit of geographic whimsy, for no Republican would be caught dead in this high temple of political, social, cultural and sexual radicalism.</w:t>
+        <w:t xml:space="preserve">  They would not, as a general rule, include the patrons of the Oval Room, a landmark expense account restaurant around the corner from the White House that was vandalized over the weekend, its front window tagged in red paint with a message of ''The Rich Aren't Safe Anymore.''</w:t>
         <w:br/>
-        <w:t>The overheated, high-ceilinged, fluorescent-lighted box of a room has an intense, eclectic inventory running the gamut of contemporary studies -- feminist, gay, lesbian, bisexual, Jewish, Asian, African-American, Latino, Latina and much more.  Red &amp; Black also stocks a large children's section devoted to multicultural titles and anti-bias educational materials, lots of small-press poetry books, travel books, magazines and bumper stickers guaranteed to stop traffic. A block away at the Internet Cafe (528 15th Avenue East), purple-haired patrons recline on tatty old sofas and surf the late-breaking waves of on-line information on gleaming computer terminals. You can re-enter the capitalist mainstream by way of the turn-of-the-century mansions along nearby Millionaires' Row (14th Avenue East between East Prospect and East Roy Streets).</w:t>
+        <w:t xml:space="preserve">  ''Run, run, they're coming,'' one young woman yelled late Saturday night to a group of her fellow demonstrators on H Street NW, in response to a loud crack that went off about 200 yards from the White House, just after 10:30 p.m. It was never exactly clear who ''they'' were, or what people were fleeing or running toward. There were competing chants drowning out each other, masked participants who could have been anyone, a swirling fog of agendas. It was like Twitter in the streets.</w:t>
         <w:br/>
-        <w:t>Due west of Capitol Hill on the other side of Lake Union rises Queen Anne Hill, a steep-sloped neighborhood of young families, apartment-dwelling singles and older folks, along with a scattering of artists, writers and theater people. Just north of one of the television towers that crown the hill sits the very pleasant Queen Anne Avenue Books. The bright, simple, welcoming store reflects the tastes and habits of the local community: Contemporary fiction lines one entire wall, and there are large sections devoted to home and garden, travel, business and Northwest places and peoples. The funky, cozy Queen Anne Coffee House two doors down at 1625 Queen Anne Avenue North can restore a shopper's caffeine buzz.</w:t>
+        <w:t xml:space="preserve">  One thing was certain: No one was bemoaning the ''shattered norms'' perpetrated by the Trump administration or celebrating the ''peaceful transfer of power'' that may or may not occur in a few months. Television pundits have labeled the upcoming election as ''existential'' to the importance to the country's direction. But it also felt beside the point -- like privilege talking -- in the crowds of the last few nights. This chaotic tableau felt so much more urgent, and close to home.</w:t>
         <w:br/>
-        <w:t>Before leaving Queen Anne, the curious visitor should drive (or better yet stroll) down West Highland Drive, considered the best address in Seattle early in the century.  Georgian, Tudor, Colonial and hybrid-style mansions rise above perfectly manicured gardens, with views becoming more heart-stopping (and expensive) the farther west you go. A mile or so north is the neighborhood known as Wallingford, another gentrifying enclave of older (i.e., pre-World War II) homes and younger families. Just a block from the movie theater on 45th Street (the neighborhood's main drag), tucked away in a thicket of ethnic restaurants, coffee bars and natural-food stores, you'll find Wide World Books &amp; Maps, a small but surprisingly complete store catering to the needs and fantasies of travelers. In addition to a slew of local, national and international guidebooks, the store carries language tapes, maps, atlases, globes, literature relating to or inspiring travel, and travel accessories like electrical adapters, diaries, puzzles, neck cushions and backpacks.</w:t>
+        <w:t xml:space="preserve">  ''Say his name'' was the most common chant of the protests, a call and response answered with a corresponding ''George Floyd,'' who died while under arrest last week after a police officer kept his knee on his neck for nearly nine minutes.</w:t>
         <w:br/>
-        <w:t>After a cup of tea next-door at the Teahouse Kuan Yin (1911 North 45th Street) or a latte at the Mi Piace Caffe, an outdoor coffee stand across the street, you can duck into the Wallingford Center, an imposing old school building that now houses clothing, crafts and toy boutiques, restaurants and, yes, yet another bookstore -- the small and select Second Story Books, strong in contemporary hardcover fiction and nonfiction. The store also upholds the cherished tradition of the rental library.</w:t>
+        <w:t xml:space="preserve">  During the weekend protests, there were recurrent cries of ''I can't breathe,'' a visceral tribute to the last desperate words Mr. Floyd uttered before he lost consciousness. Mr. Trump's name could be heard in a few chants, generally modified by an expletive. But again, he felt somewhere else, even as he was physically just a few hundred yards away, inside a darkened and barricaded White House.</w:t>
         <w:br/>
-        <w:t>Due east of Wallingford, the University of Washington, famous for its cherry trees and the Huskies football team, sprawls between Portage Bay and Lake Washington. Though the campus is leafy and serene, the surrounding University District is a grungy melange of chain stores, trinket shops, boring architecture and panhandlers. But it's worth a detour for the University Bookstore, a space resembling an airplane hangar, filled with a huge array of general interest and academic titles along with Huskies paraphernalia, compact disks and school supplies. The University Bookstore is too big and too brightly lighted for dreamy browsing; but this is the place to track down that German philosophy tome or the study of particle physics that you can't find anywhere else. Art books, reference books and books for children are other strengths here.</w:t>
+        <w:t xml:space="preserve">  One block away, on 16th Street NW, the national headquarters of the A.F.L.-C.I.O. were set ablaze during protests Sunday night. TV commentators described the conflagration as a strike against one of the fortresses of the American labor movement, a theoretical ally of the protesters in the struggle for a fairer power structure. Next door, flames engulfed St. John's Episcopal Church, where two decades of presidents have come to worship -- the so-called Church of the Presidents.</w:t>
         <w:br/>
-        <w:t>Whodunit fans may want to trek another 10 blocks north to Killing Time Mystery Books, which displays 8,000 to 10,000 spine-tingling titles on gleaming black shelves.  Poster-size photos of masters of the genre gaze down enigmatically on sections devoted to vampires, Northwest authors, spies, first editions and books for children.  You can plunge into your page-turner over tea and scones across the street at the very British Queen Mary's Tea Shop (2912 Northeast 55th Street). And while you're at it, you can ponder the mystery of why Seattle has so many bookworms.</w:t>
+        <w:t xml:space="preserve">  Suddenly, though, these monuments to American progress and history felt like quaint abstractions, cherished by official Washington but just another thing to burn down for the Washington disrupters of 2020.</w:t>
         <w:br/>
-        <w:t xml:space="preserve"> </w:t>
+        <w:t xml:space="preserve">  On Monday on a sidewalk across Farragut Square, in front of the boarded up Oval Room restaurant, a protester named Athena Kapsides, a Washington public-school teacher, said that Mr. Trump had in fact inspired a great deal of activism in opposition to his own actions. In that sense, she said, he has been a catalyst for change.</w:t>
         <w:br/>
-        <w:t xml:space="preserve"> </w:t>
+        <w:t xml:space="preserve">  ''President Trump himself has tried to present himself as a fighter, but really he only fights for himself,'' said Ms. Kapsides, who grew up in the Washington suburbs and wore a T-shirt bearing the likeness of Colin Kaepernick, the former National Football League quarterback who protested police violence against African-Americans by kneeling during pregame renditions of ''The Star-Spangled Banner.'' Many believe that his statement resulted in his blacklisting from the N.F.L., where he has not played since 2017.</w:t>
         <w:br/>
-        <w:t>A browser's guide to the city</w:t>
+        <w:t xml:space="preserve">  ''He's been a force for disruption,'' Ms. Kapsides said of Mr. Trump. ''But maybe not always the kind of disruption he planned for.''</w:t>
         <w:br/>
-        <w:t xml:space="preserve"> These stores are all open daily, except as noted; all have shorter hours on Sundays.</w:t>
+        <w:t xml:space="preserve">  As dusk approached near the White House on Monday, a crowd built on the edges of Lafayette Square. Cries of ''hands up, don't shoot'' grew in volume and intensity. Marquette Austin, 50, a lifelong resident of Southeast Washington, was passing through on a bike ride with his girlfriend and decided to stop and join.</w:t>
         <w:br/>
-        <w:t>Elliott Bay Book Company, 101 South Main Street; (206) 624-6600.</w:t>
+        <w:t xml:space="preserve">  Mr. Austin represents a different inhabitant of ''permanent Washington,'' a phrase that gets tossed around in the higher echelons of the federal government and its adjoining private sectors of lobbying, consulting and assorted other white-collar dependents. Few such inhabitants were actually born and raised in Washington, and few of them seem to ever leave once they settle into the warm bath of what Mr. Trump has branded ''the swamp.''</w:t>
         <w:br/>
-        <w:t>Shorey's, 1411 First Avenue; (206) 624-0221.</w:t>
+        <w:t xml:space="preserve">  Mr. Austin works for the city water department, and said he had seen firsthand how privileged, predominantly white neighborhoods like Georgetown received better service than poorer areas east of the Anacostia River.</w:t>
         <w:br/>
-        <w:t>Left Bank Books, 92 Pike Street; (206) 622-0195.</w:t>
+        <w:t xml:space="preserve">  ''It doesn't matter if there is a Democrat or Republican in the White House, this is our reality here,'' Mr. Austin said. ''It does not tend to change. That also feels permanent.''</w:t>
         <w:br/>
-        <w:t>Borders Books &amp; Music, 1501 Fourth Avenue; (206) 622-4599.</w:t>
         <w:br/>
-        <w:t>Bailey/Coy Books, 414 Broadway East; (206) 323-8842.</w:t>
-        <w:br/>
-        <w:t>Red &amp; Black Books, 432 15th Avenue East; (206) 322-7323.</w:t>
-        <w:br/>
-        <w:t>Queen Anne Avenue Books, 1629 Queen Anne Avenue North; (206) 283-5624.</w:t>
-        <w:br/>
-        <w:t>Wide World Books &amp; Maps, 1911 North 45th Street; (206) 634-3453.</w:t>
-        <w:br/>
-        <w:t>Second Story Books, 1815 North 45th Street; (206) 547-4605.</w:t>
-        <w:br/>
-        <w:t>University Bookstore, 4326 University Way Northeast; (206) 634-3400 or (800) 335-7323.</w:t>
-        <w:br/>
-        <w:t>Killing Time Mystery Books, 2821 Northeast 55th Street; (206) 525-2266. Closed Monday.   D. L.</w:t>
+        <w:t>https://www.nytimes.com/2020/06/01/us/politics/trump-washington-protests-riots.html</w:t>
         <w:br/>
         <w:br/>
         <w:t>Graphic</w:t>
@@ -115,7 +102,11 @@
         <w:br/>
         <w:t xml:space="preserve"> </w:t>
         <w:br/>
-        <w:t>Photos: Since its opening in 1973, the multi-level Elliott Bay Book Company has become the literary heart of a book-loving city. ; Rolled-up vintage materials in Shorey's rare-book section. (pg. 8); At Cafe Counter Intelligence, upstairs from Left Bank Books.; Politics are in the air at Red &amp; Black Books. (pg. 9) (Photographs by Doug Wilson for The New York Times)</w:t>
+        <w:t>PHOTOS: In recent nights, the streets around the White House have been clogged with thousands of protesters demonstrating against the police killing last week in Minneapolis of George Floyd. (PHOTOGRAPH BY ANNA MONEYMAKER/THE NEW YORK TIMES)</w:t>
+        <w:br/>
+        <w:t>Protesters in Lafayette Park, top, and a flag burning. Landmark restaurants, offices and a historic church have been burned and vandalized. By Monday, Mayor Muriel E. Bowser had set a curfew of 7 p.m. and activated the National Guard. (PHOTOGRAPHS BY ANNA MONEYMAKER/THE NEW YORK TIMES</w:t>
+        <w:br/>
+        <w:t xml:space="preserve"> ALEX WONG/GETTY IMAGES)</w:t>
       </w:r>
     </w:p>
     <w:sectPr>

--- a/example_articles/states/Washington/2.states_Washington_New_York_Times.docx
+++ b/example_articles/states/Washington/2.states_Washington_New_York_Times.docx
@@ -7,7 +7,7 @@
         <w:pStyle w:val="Heading1"/>
       </w:pPr>
       <w:r>
-        <w:t>Disruption From a Different Corner of a Divided Capital</w:t>
+        <w:t>A Huge, Uncharted Experiment on the U.S. Economy Is About to Begin; Guest Essay</w:t>
       </w:r>
     </w:p>
     <w:p>
@@ -17,22 +17,22 @@
     </w:p>
     <w:p>
       <w:r>
-        <w:t>Date: 2020-06-02</w:t>
+        <w:t>Date: 2023-02-12</w:t>
       </w:r>
     </w:p>
     <w:p>
       <w:r>
-        <w:t>Section: Section A; Column 0; National Desk; Pg. 21; WASHINGTON MEMO</w:t>
+        <w:t>Section: OPINION</w:t>
       </w:r>
     </w:p>
     <w:p>
       <w:r>
-        <w:t>Source file: NYT/12.DOCX</w:t>
+        <w:t>Source file: NYT/7.DOCX</w:t>
       </w:r>
     </w:p>
     <w:p>
       <w:r>
-        <w:t>Raw locations result, 'locations': ['Washington, D.C.']</w:t>
+        <w:t>Raw locations result, 'locations': ['Washington']</w:t>
       </w:r>
     </w:p>
     <w:p>
@@ -49,64 +49,47 @@
     </w:p>
     <w:p>
       <w:r>
-        <w:t>Washington's elite has long bemoaned the ''shattered norms'' of the Trump presidency. But it has felt beside the point -- like privilege talking -- in the angry crowds of the last few nights.</w:t>
+        <w:t>If you want to understand the immense windfall the Biden administration is about to bestow on green industries, take a look at hydrogen. Engineers still aren't exactly sure what role the gas will play in a climate-friendly economy, but they're pretty sure that (contra the ridicule in "Glass Onion") it will be useful for something. We might burn it to generate heat in factories, for instance, or use it to make high-tech chemicals.</w:t>
         <w:br/>
-        <w:t xml:space="preserve">WASHINGTON -- One of the recurring themes of the last three and a half years is that President Trump has disrupted Washington, just as his voters demanded. This is true in a certain sense: The Trump White House has been a chaotic drama, a procession of scandals, leaks, investigations, feuding protagonists and trampled norms. </w:t>
+        <w:t>And thanks to three laws Congress passed over the past two years — the bipartisan infrastructure law, the CHIPS and Science Act and the climate-focused Inflation Reduction Act — the industry will be very well taken care of. Over the next decade, the government is going to invest $8 billion in hydrogen "hubs" across the country, special zones where companies, universities and local governments can build the machinery and expertise that the new industry needs. Other hydrogen projects will qualify for a $10 billion pot of money in the Inflation Reduction Act or $1.5 billion in the infrastructure bill. Still others could draw from a new $6.3 billion program that will help industrial firms develop financially risky demonstration projects.</w:t>
         <w:br/>
-        <w:t xml:space="preserve">  But one of the overlooked realities of the reality show is that the day-to-day existence of so-called official Washington has felt anything but disrupted. This gilded capital has actually been a serene and lovely place to live, work and visit, at least for those who can afford it. The trend has only accelerated through what until recently was the booming economy of the Trump presidency.</w:t>
+        <w:t>So that's up to $25.8 billion before you get to the bazooka: an uncapped tax credit for hydrogen that could pay out perhaps $100 billion or more over the next decades.</w:t>
         <w:br/>
-        <w:t xml:space="preserve">  These last months, though, have been something else entirely. The reality has relegated the TV maestro in the White House to something of a sideshow.</w:t>
+        <w:t>Few Americans realize it yet, but the trifecta of the Biden-era laws amounts to one of the biggest experiments in how the American government oversees the economy in a generation. If this experiment is successful, it will change how politicians think about managing the market for years to come. If it fails or misfires, then it will greatly limit the number of tools to fight climate change or a recession. The story of the 21st-century American economy is being shaped now.</w:t>
         <w:br/>
-        <w:t xml:space="preserve">  In recent nights, the streets around the White House have been clogged with thousands of protesters, demonstrating against the police killing last week in Minneapolis of George Floyd, an African-American man. The crowds have been multiracial and comprised a free-for-all of purposes. Landmark restaurants, offices and a historic church have been burned and vandalized. By Monday, Mayor Muriel E. Bowser had set a curfew of 7 p.m. and activated the National Guard.</w:t>
+        <w:t>I say "experiment," but, really, there are two. The first concerns the economy. President Biden's team believes that it can move the United States toward a more robust, high-capacity and even re-industrialized economy. Can it? And can it use policy moreover to make sure that innovative ideas don't get lost in the research lab or patent office, but instead make their way to the factory floor and corporate showroom, generating jobs and economic value along the way?</w:t>
         <w:br/>
-        <w:t xml:space="preserve">  ''Donald Trump is just a social media personality to us, the guy who told us to drink bleach,'' said Artinese Campbell, 33, an African-American woman who has lived her whole life in Washington and who had come downtown Monday afternoon, just a few blocks from the White House, to visit her bank before it was boarded up and closed early in anticipation of another night of protests. She said she was sympathetic to the cause of the protesters but hoped they remained peaceful and had no plans to stick around to find out.</w:t>
+        <w:t>The second experiment: Can the same economy — which has, virtually since the abolition of slavery, derived a good deal of its industrial energy from extracting hydrocarbons from the ground and setting them on fire — find a new primary energy source? Even today, America generates 79 percent of its energy from fossil fuels. The administration is, in a sense, trying to conduct a high-stakes heart transplant on the economy while the patient remains alive on the table.</w:t>
         <w:br/>
-        <w:t xml:space="preserve">  ''I think most of us are numb to presidents who come in and talk about 'change,''' Ms. Campbell said. ''Nothing really changes if you're black in America.''</w:t>
+        <w:t>Don't get me wrong: Some kind of climate boom is now all but assured. The investment bank Credit Suisse predicted last year that the Inflation Reduction Act would put more than $800 billion into the economy by the end of the decade, galvanizing more than $1.7 trillion in climate-friendly public and private spending overall. The law will transform the United States into the "world's leading energy provider," the bank said. The American renewable industry alone could attract 78 percent more investment per year by 2031, according to the energy-research firm Wood Mackenzie.</w:t>
         <w:br/>
-        <w:t xml:space="preserve">  As with many metropolitan areas ravaged by the coronavirus and the nation's economic crisis, Washington's victims have been overwhelmingly working class, black and brown -- inhabitants of the so-called real Washington who were priced out of the city years ago and forced to live outside its borders. Hospital workers and Metro drivers have gotten sick. Uber drivers and bus boys have lost their jobs.</w:t>
+        <w:t>But I worry that the federal government has started its experiments too haphazardly. The Inflation Reduction Act did not emerge from careful study and bipartisan consensus building, but from intraparty haggling and a harried legislative process. Even the bipartisan CHIPS Act was more of a crisis measure than a strategic intervention. These shortcomings are forgivable; in the Inflation Reduction Act's case, it's not like Republicans were ever going to help pass a climate bill. But these constraints have deprived the government of the strong institutions, internal expertise and administrative capacity that have made similar experiments successful in other countries.</w:t>
         <w:br/>
-        <w:t xml:space="preserve">  They would not, as a general rule, include the patrons of the Oval Room, a landmark expense account restaurant around the corner from the White House that was vandalized over the weekend, its front window tagged in red paint with a message of ''The Rich Aren't Safe Anymore.''</w:t>
+        <w:t>For practical purposes, that means, first, that the government won't be able to spend all this money in the right place. The U.S. financial system persistently struggles to fund projects that take a long time to turn a profit and that can expect to have only modest returns. Unfortunately, the biggest and most important physical infrastructure — factories, transmission lines — often fall under that category. In other countries, industrial policy has entailed creating an agile, entrepreneurial agency that can get money to the right companies in the right ways — as a loan, as equity, as a purchase guarantee.</w:t>
         <w:br/>
-        <w:t xml:space="preserve">  ''Run, run, they're coming,'' one young woman yelled late Saturday night to a group of her fellow demonstrators on H Street NW, in response to a loud crack that went off about 200 yards from the White House, just after 10:30 p.m. It was never exactly clear who ''they'' were, or what people were fleeing or running toward. There were competing chants drowning out each other, masked participants who could have been anyone, a swirling fog of agendas. It was like Twitter in the streets.</w:t>
+        <w:t>Congress took some steps in that direction last year. The Inflation Reduction Act beefed up the Loan Programs Office, the Department of Energy's in-house bank, and it established a new green lending office within the Environmental Protection Agency. But Congress has put these institutions on a short leash with a limited mandate. This means that the government can't support as many risky investments as it should.</w:t>
         <w:br/>
-        <w:t xml:space="preserve">  One thing was certain: No one was bemoaning the ''shattered norms'' perpetrated by the Trump administration or celebrating the ''peaceful transfer of power'' that may or may not occur in a few months. Television pundits have labeled the upcoming election as ''existential'' to the importance to the country's direction. But it also felt beside the point -- like privilege talking -- in the crowds of the last few nights. This chaotic tableau felt so much more urgent, and close to home.</w:t>
+        <w:t>Second, the government may lack the ability to coordinate its own actions. Late last year, the Biden administration declined to help reopen a "green" aluminum factory in Ferndale, Wash., that was exactly the kind of low-carbon industry it wants to champion. The local union, electric vehicle makers and the state's Democratic leadership all wanted to revive the factory. The project even has national-security relevance, since the United States currently imports aluminum from Russia. But Mr. Biden chose not to intercede with the local electricity provider, the Bonneville Power Administration, to supply the plant with enough cheap power to operate even though it is a federal agency ostensibly under the president's control. Never mind the right hand not knowing what the left hand is doing: The right hand couldn't get the left hand to plug the cord in.</w:t>
         <w:br/>
-        <w:t xml:space="preserve">  ''Say his name'' was the most common chant of the protests, a call and response answered with a corresponding ''George Floyd,'' who died while under arrest last week after a police officer kept his knee on his neck for nearly nine minutes.</w:t>
+        <w:t>Finally, the government may not understand enough about the companies it's trying to help. In Taiwan and South Korea, industrial-policy agencies don't only hand out money; they constantly gather information from the private sector and use it to adjust goals and policies over time. The Inflation Reduction Act contains very few mechanisms for this kind of in-flight course adjustment. Its main incentives are tax credits, which are hard to repeal once they're in place and hard to fix if they're not working. They are an unusually mindless way to incentivize companies to change their behavior.</w:t>
         <w:br/>
-        <w:t xml:space="preserve">  During the weekend protests, there were recurrent cries of ''I can't breathe,'' a visceral tribute to the last desperate words Mr. Floyd uttered before he lost consciousness. Mr. Trump's name could be heard in a few chants, generally modified by an expletive. But again, he felt somewhere else, even as he was physically just a few hundred yards away, inside a darkened and barricaded White House.</w:t>
+        <w:t>And this points to a related concern: that we have underestimated just how hard decarbonization will be. One of the most cherished and widely held ideas in climate activism is that we could have solved climate change by now if only we'd had the "political will."</w:t>
         <w:br/>
-        <w:t xml:space="preserve">  One block away, on 16th Street NW, the national headquarters of the A.F.L.-C.I.O. were set ablaze during protests Sunday night. TV commentators described the conflagration as a strike against one of the fortresses of the American labor movement, a theoretical ally of the protesters in the struggle for a fairer power structure. Next door, flames engulfed St. John's Episcopal Church, where two decades of presidents have come to worship -- the so-called Church of the Presidents.</w:t>
+        <w:t>This idea, once true enough, may soon outlive its utility. Mr. Biden and his successors will discover that decarbonization is an inherently difficult and complex societal challenge that cannot be solved with money alone. Some important activities will be legitimately hard to do without emitting carbon pollution; there will be some trade-offs that flummox even the most committed progressives.</w:t>
         <w:br/>
-        <w:t xml:space="preserve">  Suddenly, though, these monuments to American progress and history felt like quaint abstractions, cherished by official Washington but just another thing to burn down for the Washington disrupters of 2020.</w:t>
+        <w:t>Which is to say: Even if the U.S. had an agency that could finance or approve any industrial project in the exact right way at the precise right time, it would still be legitimately unclear which projects it should support. Will a new lithium mine create jobs and build political support for decarbonization, or will its local pollution effects provoke backlash? If a new hydrogen hub opens in your hometown, will you love the growth or hate the higher housing costs?</w:t>
         <w:br/>
-        <w:t xml:space="preserve">  On Monday on a sidewalk across Farragut Square, in front of the boarded up Oval Room restaurant, a protester named Athena Kapsides, a Washington public-school teacher, said that Mr. Trump had in fact inspired a great deal of activism in opposition to his own actions. In that sense, she said, he has been a catalyst for change.</w:t>
+        <w:t>The Biden experiments bear the mark of a particular set of lawmakers and White House staff members who needed to meet a particular set of goals. They sought to stimulate the pandemic-depleted economy, reduce carbon pollution in a durable way, respond to what they saw as the Chinese manufacturing juggernaut and — perhaps above all — revitalize the American working class to prevent the next Trumpian crisis. They stumbled on a germ of an idea, a climate-friendly "industrial strategy," and after 18 months of excruciating legislative wrangling, they have somehow made it the law of the land.</w:t>
         <w:br/>
-        <w:t xml:space="preserve">  ''President Trump himself has tried to present himself as a fighter, but really he only fights for himself,'' said Ms. Kapsides, who grew up in the Washington suburbs and wore a T-shirt bearing the likeness of Colin Kaepernick, the former National Football League quarterback who protested police violence against African-Americans by kneeling during pregame renditions of ''The Star-Spangled Banner.'' Many believe that his statement resulted in his blacklisting from the N.F.L., where he has not played since 2017.</w:t>
+        <w:t>But the lawmakers who wrote that policy are not charged with carrying it out, and many of the officials who championed it most — like Brian Deese, the director of the National Economic Council — are now leaving the White House. Will the next crew understand what they've inherited? In order for Mr. Biden's two experiments to have a chance of success, the officials must not go on autopilot or disarm the parts of the Inflation Reduction Act meant to build domestic political support. And they cannot assume that everything about the coming climate boom will work out in the end. More than just the country's fate depends on it.</w:t>
         <w:br/>
-        <w:t xml:space="preserve">  ''He's been a force for disruption,'' Ms. Kapsides said of Mr. Trump. ''But maybe not always the kind of disruption he planned for.''</w:t>
+        <w:t>Robinson Meyer is a climate change reporter in Washington, D.C., and a contributing writer at The Atlantic.</w:t>
         <w:br/>
-        <w:t xml:space="preserve">  As dusk approached near the White House on Monday, a crowd built on the edges of Lafayette Square. Cries of ''hands up, don't shoot'' grew in volume and intensity. Marquette Austin, 50, a lifelong resident of Southeast Washington, was passing through on a bike ride with his girlfriend and decided to stop and join.</w:t>
+        <w:t>The Times is committed to publishing a diversity of letters to the editor. We'd like to hear what you think about this or any of our articles. Here are some tips. And here's our email: letters@nytimes.com.</w:t>
         <w:br/>
-        <w:t xml:space="preserve">  Mr. Austin represents a different inhabitant of ''permanent Washington,'' a phrase that gets tossed around in the higher echelons of the federal government and its adjoining private sectors of lobbying, consulting and assorted other white-collar dependents. Few such inhabitants were actually born and raised in Washington, and few of them seem to ever leave once they settle into the warm bath of what Mr. Trump has branded ''the swamp.''</w:t>
+        <w:t>Follow The New York Times Opinion section on Facebook, Twitter (@NYTopinion) and Instagram.</w:t>
         <w:br/>
-        <w:t xml:space="preserve">  Mr. Austin works for the city water department, and said he had seen firsthand how privileged, predominantly white neighborhoods like Georgetown received better service than poorer areas east of the Anacostia River.</w:t>
-        <w:br/>
-        <w:t xml:space="preserve">  ''It doesn't matter if there is a Democrat or Republican in the White House, this is our reality here,'' Mr. Austin said. ''It does not tend to change. That also feels permanent.''</w:t>
-        <w:br/>
-        <w:br/>
-        <w:t>https://www.nytimes.com/2020/06/01/us/politics/trump-washington-protests-riots.html</w:t>
-        <w:br/>
-        <w:br/>
-        <w:t>Graphic</w:t>
-        <w:br/>
-        <w:br/>
-        <w:t xml:space="preserve"> </w:t>
-        <w:br/>
-        <w:t>PHOTOS: In recent nights, the streets around the White House have been clogged with thousands of protesters demonstrating against the police killing last week in Minneapolis of George Floyd. (PHOTOGRAPH BY ANNA MONEYMAKER/THE NEW YORK TIMES)</w:t>
-        <w:br/>
-        <w:t>Protesters in Lafayette Park, top, and a flag burning. Landmark restaurants, offices and a historic church have been burned and vandalized. By Monday, Mayor Muriel E. Bowser had set a curfew of 7 p.m. and activated the National Guard. (PHOTOGRAPHS BY ANNA MONEYMAKER/THE NEW YORK TIMES</w:t>
-        <w:br/>
-        <w:t xml:space="preserve"> ALEX WONG/GETTY IMAGES)</w:t>
+        <w:t>This article appeared in print on page SR10.</w:t>
       </w:r>
     </w:p>
     <w:sectPr>

--- a/example_articles/states/Washington/2.states_Washington_New_York_Times.docx
+++ b/example_articles/states/Washington/2.states_Washington_New_York_Times.docx
@@ -7,7 +7,7 @@
         <w:pStyle w:val="Heading1"/>
       </w:pPr>
       <w:r>
-        <w:t>A Huge, Uncharted Experiment on the U.S. Economy Is About to Begin; Guest Essay</w:t>
+        <w:t>Disruption From a Different Corner of a Divided Capital</w:t>
       </w:r>
     </w:p>
     <w:p>
@@ -17,22 +17,22 @@
     </w:p>
     <w:p>
       <w:r>
-        <w:t>Date: 2023-02-12</w:t>
+        <w:t>Date: 2020-06-02</w:t>
       </w:r>
     </w:p>
     <w:p>
       <w:r>
-        <w:t>Section: OPINION</w:t>
+        <w:t>Section: Section A; Column 0; National Desk; Pg. 21; WASHINGTON MEMO</w:t>
       </w:r>
     </w:p>
     <w:p>
       <w:r>
-        <w:t>Source file: NYT/7.DOCX</w:t>
+        <w:t>Source file: NYT/12.DOCX</w:t>
       </w:r>
     </w:p>
     <w:p>
       <w:r>
-        <w:t>Raw locations result, 'locations': ['Washington']</w:t>
+        <w:t>Raw locations result, 'locations': ['Washington, D.C.']</w:t>
       </w:r>
     </w:p>
     <w:p>
@@ -49,47 +49,64 @@
     </w:p>
     <w:p>
       <w:r>
-        <w:t>If you want to understand the immense windfall the Biden administration is about to bestow on green industries, take a look at hydrogen. Engineers still aren't exactly sure what role the gas will play in a climate-friendly economy, but they're pretty sure that (contra the ridicule in "Glass Onion") it will be useful for something. We might burn it to generate heat in factories, for instance, or use it to make high-tech chemicals.</w:t>
+        <w:t>Washington's elite has long bemoaned the ''shattered norms'' of the Trump presidency. But it has felt beside the point -- like privilege talking -- in the angry crowds of the last few nights.</w:t>
         <w:br/>
-        <w:t>And thanks to three laws Congress passed over the past two years — the bipartisan infrastructure law, the CHIPS and Science Act and the climate-focused Inflation Reduction Act — the industry will be very well taken care of. Over the next decade, the government is going to invest $8 billion in hydrogen "hubs" across the country, special zones where companies, universities and local governments can build the machinery and expertise that the new industry needs. Other hydrogen projects will qualify for a $10 billion pot of money in the Inflation Reduction Act or $1.5 billion in the infrastructure bill. Still others could draw from a new $6.3 billion program that will help industrial firms develop financially risky demonstration projects.</w:t>
+        <w:t xml:space="preserve">WASHINGTON -- One of the recurring themes of the last three and a half years is that President Trump has disrupted Washington, just as his voters demanded. This is true in a certain sense: The Trump White House has been a chaotic drama, a procession of scandals, leaks, investigations, feuding protagonists and trampled norms. </w:t>
         <w:br/>
-        <w:t>So that's up to $25.8 billion before you get to the bazooka: an uncapped tax credit for hydrogen that could pay out perhaps $100 billion or more over the next decades.</w:t>
+        <w:t xml:space="preserve">  But one of the overlooked realities of the reality show is that the day-to-day existence of so-called official Washington has felt anything but disrupted. This gilded capital has actually been a serene and lovely place to live, work and visit, at least for those who can afford it. The trend has only accelerated through what until recently was the booming economy of the Trump presidency.</w:t>
         <w:br/>
-        <w:t>Few Americans realize it yet, but the trifecta of the Biden-era laws amounts to one of the biggest experiments in how the American government oversees the economy in a generation. If this experiment is successful, it will change how politicians think about managing the market for years to come. If it fails or misfires, then it will greatly limit the number of tools to fight climate change or a recession. The story of the 21st-century American economy is being shaped now.</w:t>
+        <w:t xml:space="preserve">  These last months, though, have been something else entirely. The reality has relegated the TV maestro in the White House to something of a sideshow.</w:t>
         <w:br/>
-        <w:t>I say "experiment," but, really, there are two. The first concerns the economy. President Biden's team believes that it can move the United States toward a more robust, high-capacity and even re-industrialized economy. Can it? And can it use policy moreover to make sure that innovative ideas don't get lost in the research lab or patent office, but instead make their way to the factory floor and corporate showroom, generating jobs and economic value along the way?</w:t>
+        <w:t xml:space="preserve">  In recent nights, the streets around the White House have been clogged with thousands of protesters, demonstrating against the police killing last week in Minneapolis of George Floyd, an African-American man. The crowds have been multiracial and comprised a free-for-all of purposes. Landmark restaurants, offices and a historic church have been burned and vandalized. By Monday, Mayor Muriel E. Bowser had set a curfew of 7 p.m. and activated the National Guard.</w:t>
         <w:br/>
-        <w:t>The second experiment: Can the same economy — which has, virtually since the abolition of slavery, derived a good deal of its industrial energy from extracting hydrocarbons from the ground and setting them on fire — find a new primary energy source? Even today, America generates 79 percent of its energy from fossil fuels. The administration is, in a sense, trying to conduct a high-stakes heart transplant on the economy while the patient remains alive on the table.</w:t>
+        <w:t xml:space="preserve">  ''Donald Trump is just a social media personality to us, the guy who told us to drink bleach,'' said Artinese Campbell, 33, an African-American woman who has lived her whole life in Washington and who had come downtown Monday afternoon, just a few blocks from the White House, to visit her bank before it was boarded up and closed early in anticipation of another night of protests. She said she was sympathetic to the cause of the protesters but hoped they remained peaceful and had no plans to stick around to find out.</w:t>
         <w:br/>
-        <w:t>Don't get me wrong: Some kind of climate boom is now all but assured. The investment bank Credit Suisse predicted last year that the Inflation Reduction Act would put more than $800 billion into the economy by the end of the decade, galvanizing more than $1.7 trillion in climate-friendly public and private spending overall. The law will transform the United States into the "world's leading energy provider," the bank said. The American renewable industry alone could attract 78 percent more investment per year by 2031, according to the energy-research firm Wood Mackenzie.</w:t>
+        <w:t xml:space="preserve">  ''I think most of us are numb to presidents who come in and talk about 'change,''' Ms. Campbell said. ''Nothing really changes if you're black in America.''</w:t>
         <w:br/>
-        <w:t>But I worry that the federal government has started its experiments too haphazardly. The Inflation Reduction Act did not emerge from careful study and bipartisan consensus building, but from intraparty haggling and a harried legislative process. Even the bipartisan CHIPS Act was more of a crisis measure than a strategic intervention. These shortcomings are forgivable; in the Inflation Reduction Act's case, it's not like Republicans were ever going to help pass a climate bill. But these constraints have deprived the government of the strong institutions, internal expertise and administrative capacity that have made similar experiments successful in other countries.</w:t>
+        <w:t xml:space="preserve">  As with many metropolitan areas ravaged by the coronavirus and the nation's economic crisis, Washington's victims have been overwhelmingly working class, black and brown -- inhabitants of the so-called real Washington who were priced out of the city years ago and forced to live outside its borders. Hospital workers and Metro drivers have gotten sick. Uber drivers and bus boys have lost their jobs.</w:t>
         <w:br/>
-        <w:t>For practical purposes, that means, first, that the government won't be able to spend all this money in the right place. The U.S. financial system persistently struggles to fund projects that take a long time to turn a profit and that can expect to have only modest returns. Unfortunately, the biggest and most important physical infrastructure — factories, transmission lines — often fall under that category. In other countries, industrial policy has entailed creating an agile, entrepreneurial agency that can get money to the right companies in the right ways — as a loan, as equity, as a purchase guarantee.</w:t>
+        <w:t xml:space="preserve">  They would not, as a general rule, include the patrons of the Oval Room, a landmark expense account restaurant around the corner from the White House that was vandalized over the weekend, its front window tagged in red paint with a message of ''The Rich Aren't Safe Anymore.''</w:t>
         <w:br/>
-        <w:t>Congress took some steps in that direction last year. The Inflation Reduction Act beefed up the Loan Programs Office, the Department of Energy's in-house bank, and it established a new green lending office within the Environmental Protection Agency. But Congress has put these institutions on a short leash with a limited mandate. This means that the government can't support as many risky investments as it should.</w:t>
+        <w:t xml:space="preserve">  ''Run, run, they're coming,'' one young woman yelled late Saturday night to a group of her fellow demonstrators on H Street NW, in response to a loud crack that went off about 200 yards from the White House, just after 10:30 p.m. It was never exactly clear who ''they'' were, or what people were fleeing or running toward. There were competing chants drowning out each other, masked participants who could have been anyone, a swirling fog of agendas. It was like Twitter in the streets.</w:t>
         <w:br/>
-        <w:t>Second, the government may lack the ability to coordinate its own actions. Late last year, the Biden administration declined to help reopen a "green" aluminum factory in Ferndale, Wash., that was exactly the kind of low-carbon industry it wants to champion. The local union, electric vehicle makers and the state's Democratic leadership all wanted to revive the factory. The project even has national-security relevance, since the United States currently imports aluminum from Russia. But Mr. Biden chose not to intercede with the local electricity provider, the Bonneville Power Administration, to supply the plant with enough cheap power to operate even though it is a federal agency ostensibly under the president's control. Never mind the right hand not knowing what the left hand is doing: The right hand couldn't get the left hand to plug the cord in.</w:t>
+        <w:t xml:space="preserve">  One thing was certain: No one was bemoaning the ''shattered norms'' perpetrated by the Trump administration or celebrating the ''peaceful transfer of power'' that may or may not occur in a few months. Television pundits have labeled the upcoming election as ''existential'' to the importance to the country's direction. But it also felt beside the point -- like privilege talking -- in the crowds of the last few nights. This chaotic tableau felt so much more urgent, and close to home.</w:t>
         <w:br/>
-        <w:t>Finally, the government may not understand enough about the companies it's trying to help. In Taiwan and South Korea, industrial-policy agencies don't only hand out money; they constantly gather information from the private sector and use it to adjust goals and policies over time. The Inflation Reduction Act contains very few mechanisms for this kind of in-flight course adjustment. Its main incentives are tax credits, which are hard to repeal once they're in place and hard to fix if they're not working. They are an unusually mindless way to incentivize companies to change their behavior.</w:t>
+        <w:t xml:space="preserve">  ''Say his name'' was the most common chant of the protests, a call and response answered with a corresponding ''George Floyd,'' who died while under arrest last week after a police officer kept his knee on his neck for nearly nine minutes.</w:t>
         <w:br/>
-        <w:t>And this points to a related concern: that we have underestimated just how hard decarbonization will be. One of the most cherished and widely held ideas in climate activism is that we could have solved climate change by now if only we'd had the "political will."</w:t>
+        <w:t xml:space="preserve">  During the weekend protests, there were recurrent cries of ''I can't breathe,'' a visceral tribute to the last desperate words Mr. Floyd uttered before he lost consciousness. Mr. Trump's name could be heard in a few chants, generally modified by an expletive. But again, he felt somewhere else, even as he was physically just a few hundred yards away, inside a darkened and barricaded White House.</w:t>
         <w:br/>
-        <w:t>This idea, once true enough, may soon outlive its utility. Mr. Biden and his successors will discover that decarbonization is an inherently difficult and complex societal challenge that cannot be solved with money alone. Some important activities will be legitimately hard to do without emitting carbon pollution; there will be some trade-offs that flummox even the most committed progressives.</w:t>
+        <w:t xml:space="preserve">  One block away, on 16th Street NW, the national headquarters of the A.F.L.-C.I.O. were set ablaze during protests Sunday night. TV commentators described the conflagration as a strike against one of the fortresses of the American labor movement, a theoretical ally of the protesters in the struggle for a fairer power structure. Next door, flames engulfed St. John's Episcopal Church, where two decades of presidents have come to worship -- the so-called Church of the Presidents.</w:t>
         <w:br/>
-        <w:t>Which is to say: Even if the U.S. had an agency that could finance or approve any industrial project in the exact right way at the precise right time, it would still be legitimately unclear which projects it should support. Will a new lithium mine create jobs and build political support for decarbonization, or will its local pollution effects provoke backlash? If a new hydrogen hub opens in your hometown, will you love the growth or hate the higher housing costs?</w:t>
+        <w:t xml:space="preserve">  Suddenly, though, these monuments to American progress and history felt like quaint abstractions, cherished by official Washington but just another thing to burn down for the Washington disrupters of 2020.</w:t>
         <w:br/>
-        <w:t>The Biden experiments bear the mark of a particular set of lawmakers and White House staff members who needed to meet a particular set of goals. They sought to stimulate the pandemic-depleted economy, reduce carbon pollution in a durable way, respond to what they saw as the Chinese manufacturing juggernaut and — perhaps above all — revitalize the American working class to prevent the next Trumpian crisis. They stumbled on a germ of an idea, a climate-friendly "industrial strategy," and after 18 months of excruciating legislative wrangling, they have somehow made it the law of the land.</w:t>
+        <w:t xml:space="preserve">  On Monday on a sidewalk across Farragut Square, in front of the boarded up Oval Room restaurant, a protester named Athena Kapsides, a Washington public-school teacher, said that Mr. Trump had in fact inspired a great deal of activism in opposition to his own actions. In that sense, she said, he has been a catalyst for change.</w:t>
         <w:br/>
-        <w:t>But the lawmakers who wrote that policy are not charged with carrying it out, and many of the officials who championed it most — like Brian Deese, the director of the National Economic Council — are now leaving the White House. Will the next crew understand what they've inherited? In order for Mr. Biden's two experiments to have a chance of success, the officials must not go on autopilot or disarm the parts of the Inflation Reduction Act meant to build domestic political support. And they cannot assume that everything about the coming climate boom will work out in the end. More than just the country's fate depends on it.</w:t>
+        <w:t xml:space="preserve">  ''President Trump himself has tried to present himself as a fighter, but really he only fights for himself,'' said Ms. Kapsides, who grew up in the Washington suburbs and wore a T-shirt bearing the likeness of Colin Kaepernick, the former National Football League quarterback who protested police violence against African-Americans by kneeling during pregame renditions of ''The Star-Spangled Banner.'' Many believe that his statement resulted in his blacklisting from the N.F.L., where he has not played since 2017.</w:t>
         <w:br/>
-        <w:t>Robinson Meyer is a climate change reporter in Washington, D.C., and a contributing writer at The Atlantic.</w:t>
+        <w:t xml:space="preserve">  ''He's been a force for disruption,'' Ms. Kapsides said of Mr. Trump. ''But maybe not always the kind of disruption he planned for.''</w:t>
         <w:br/>
-        <w:t>The Times is committed to publishing a diversity of letters to the editor. We'd like to hear what you think about this or any of our articles. Here are some tips. And here's our email: letters@nytimes.com.</w:t>
+        <w:t xml:space="preserve">  As dusk approached near the White House on Monday, a crowd built on the edges of Lafayette Square. Cries of ''hands up, don't shoot'' grew in volume and intensity. Marquette Austin, 50, a lifelong resident of Southeast Washington, was passing through on a bike ride with his girlfriend and decided to stop and join.</w:t>
         <w:br/>
-        <w:t>Follow The New York Times Opinion section on Facebook, Twitter (@NYTopinion) and Instagram.</w:t>
+        <w:t xml:space="preserve">  Mr. Austin represents a different inhabitant of ''permanent Washington,'' a phrase that gets tossed around in the higher echelons of the federal government and its adjoining private sectors of lobbying, consulting and assorted other white-collar dependents. Few such inhabitants were actually born and raised in Washington, and few of them seem to ever leave once they settle into the warm bath of what Mr. Trump has branded ''the swamp.''</w:t>
         <w:br/>
-        <w:t>This article appeared in print on page SR10.</w:t>
+        <w:t xml:space="preserve">  Mr. Austin works for the city water department, and said he had seen firsthand how privileged, predominantly white neighborhoods like Georgetown received better service than poorer areas east of the Anacostia River.</w:t>
+        <w:br/>
+        <w:t xml:space="preserve">  ''It doesn't matter if there is a Democrat or Republican in the White House, this is our reality here,'' Mr. Austin said. ''It does not tend to change. That also feels permanent.''</w:t>
+        <w:br/>
+        <w:br/>
+        <w:t>https://www.nytimes.com/2020/06/01/us/politics/trump-washington-protests-riots.html</w:t>
+        <w:br/>
+        <w:br/>
+        <w:t>Graphic</w:t>
+        <w:br/>
+        <w:br/>
+        <w:t xml:space="preserve"> </w:t>
+        <w:br/>
+        <w:t>PHOTOS: In recent nights, the streets around the White House have been clogged with thousands of protesters demonstrating against the police killing last week in Minneapolis of George Floyd. (PHOTOGRAPH BY ANNA MONEYMAKER/THE NEW YORK TIMES)</w:t>
+        <w:br/>
+        <w:t>Protesters in Lafayette Park, top, and a flag burning. Landmark restaurants, offices and a historic church have been burned and vandalized. By Monday, Mayor Muriel E. Bowser had set a curfew of 7 p.m. and activated the National Guard. (PHOTOGRAPHS BY ANNA MONEYMAKER/THE NEW YORK TIMES</w:t>
+        <w:br/>
+        <w:t xml:space="preserve"> ALEX WONG/GETTY IMAGES)</w:t>
       </w:r>
     </w:p>
     <w:sectPr>
